--- a/week1/mydoc.docx
+++ b/week1/mydoc.docx
@@ -2,131 +2,6 @@
 <file path=word/document.xml><?xml version="1.0" encoding="utf-8"?>
 <w:document xmlns:wpc="http://schemas.microsoft.com/office/word/2010/wordprocessingCanvas" xmlns:cx="http://schemas.microsoft.com/office/drawing/2014/chartex" xmlns:cx1="http://schemas.microsoft.com/office/drawing/2015/9/8/chartex" xmlns:cx2="http://schemas.microsoft.com/office/drawing/2015/10/21/chartex" xmlns:cx3="http://schemas.microsoft.com/office/drawing/2016/5/9/chartex" xmlns:cx4="http://schemas.microsoft.com/office/drawing/2016/5/10/chartex" xmlns:cx5="http://schemas.microsoft.com/office/drawing/2016/5/11/chartex" xmlns:cx6="http://schemas.microsoft.com/office/drawing/2016/5/12/chartex" xmlns:cx7="http://schemas.microsoft.com/office/drawing/2016/5/13/chartex" xmlns:cx8="http://schemas.microsoft.com/office/drawing/2016/5/14/chartex" xmlns:mc="http://schemas.openxmlformats.org/markup-compatibility/2006" xmlns:aink="http://schemas.microsoft.com/office/drawing/2016/ink" xmlns:am3d="http://schemas.microsoft.com/office/drawing/2017/model3d" xmlns:o="urn:schemas-microsoft-com:office:office" xmlns:oel="http://schemas.microsoft.com/office/2019/extlst" xmlns:r="http://schemas.openxmlformats.org/officeDocument/2006/relationships" xmlns:m="http://schemas.openxmlformats.org/officeDocument/2006/math" xmlns:v="urn:schemas-microsoft-com:vml" xmlns:wp14="http://schemas.microsoft.com/office/word/2010/wordprocessingDrawing" xmlns:wp="http://schemas.openxmlformats.org/drawingml/2006/wordprocessingDrawing" xmlns:w10="urn:schemas-microsoft-com:office:word" xmlns:w="http://schemas.openxmlformats.org/wordprocessingml/2006/main" xmlns:w14="http://schemas.microsoft.com/office/word/2010/wordml" xmlns:w15="http://schemas.microsoft.com/office/word/2012/wordml" xmlns:w16cex="http://schemas.microsoft.com/office/word/2018/wordml/cex" xmlns:w16cid="http://schemas.microsoft.com/office/word/2016/wordml/cid" xmlns:w16="http://schemas.microsoft.com/office/word/2018/wordml" xmlns:w16du="http://schemas.microsoft.com/office/word/2023/wordml/word16du" xmlns:w16sdtdh="http://schemas.microsoft.com/office/word/2020/wordml/sdtdatahash" xmlns:w16sdtfl="http://schemas.microsoft.com/office/word/2024/wordml/sdtformatlock" xmlns:w16se="http://schemas.microsoft.com/office/word/2015/wordml/symex" xmlns:wpg="http://schemas.microsoft.com/office/word/2010/wordprocessingGroup" xmlns:wpi="http://schemas.microsoft.com/office/word/2010/wordprocessingInk" xmlns:wne="http://schemas.microsoft.com/office/word/2006/wordml" xmlns:wps="http://schemas.microsoft.com/office/word/2010/wordprocessingShape" mc:Ignorable="w14 w15 w16se w16cid w16 w16cex w16sdtdh w16sdtfl w16du wp14">
   <w:body>
-    <w:p>
-      <w:pPr>
-        <w:spacing w:after="60"/>
-        <w:rPr>
-          <w:b/>
-          <w:bCs/>
-        </w:rPr>
-      </w:pPr>
-      <w:r>
-        <w:rPr>
-          <w:b/>
-          <w:bCs/>
-        </w:rPr>
-        <w:t>Node.js + TypeScript + PostgreSQL</w:t>
-      </w:r>
-    </w:p>
-    <w:p>
-      <w:pPr>
-        <w:spacing w:after="60"/>
-      </w:pPr>
-      <w:r>
-        <w:t>1. Node.js basics</w:t>
-      </w:r>
-    </w:p>
-    <w:p>
-      <w:pPr>
-        <w:spacing w:after="60"/>
-      </w:pPr>
-      <w:r>
-        <w:t xml:space="preserve">Modules, </w:t>
-      </w:r>
-      <w:proofErr w:type="spellStart"/>
-      <w:r>
-        <w:t>npm</w:t>
-      </w:r>
-      <w:proofErr w:type="spellEnd"/>
-      <w:r>
-        <w:t>, asynchronous programming, promises, async/await, event loop, Express basics.</w:t>
-      </w:r>
-    </w:p>
-    <w:p>
-      <w:pPr>
-        <w:spacing w:after="60"/>
-      </w:pPr>
-      <w:r>
-        <w:t>2. TypeScript research</w:t>
-      </w:r>
-    </w:p>
-    <w:p>
-      <w:pPr>
-        <w:spacing w:after="60"/>
-      </w:pPr>
-      <w:r>
-        <w:t>Types, interfaces, type aliases, functions, classes, generics, unions, TypeScript vs JavaScript, and why backend developers use it.</w:t>
-      </w:r>
-    </w:p>
-    <w:p>
-      <w:pPr>
-        <w:spacing w:after="60"/>
-      </w:pPr>
-      <w:r>
-        <w:t>3. PostgreSQL</w:t>
-      </w:r>
-    </w:p>
-    <w:p>
-      <w:pPr>
-        <w:spacing w:after="60"/>
-      </w:pPr>
-      <w:r>
-        <w:t>Tables, data types, primary and foreign keys, relationships, CRUD queries, joins, constraints, and transactions.</w:t>
-      </w:r>
-    </w:p>
-    <w:p>
-      <w:pPr>
-        <w:spacing w:after="60"/>
-        <w:rPr>
-          <w:b/>
-          <w:bCs/>
-        </w:rPr>
-      </w:pPr>
-      <w:r>
-        <w:rPr>
-          <w:b/>
-          <w:bCs/>
-        </w:rPr>
-        <w:t>Prisma + MVC architecture + practice</w:t>
-      </w:r>
-    </w:p>
-    <w:p>
-      <w:pPr>
-        <w:spacing w:after="60"/>
-      </w:pPr>
-      <w:r>
-        <w:t>4. Prisma ORM</w:t>
-      </w:r>
-    </w:p>
-    <w:p>
-      <w:pPr>
-        <w:spacing w:after="60"/>
-      </w:pPr>
-      <w:r>
-        <w:t>Schema, models, migrations, Prisma Client, CRUD operations, and relations with PostgreSQL.</w:t>
-      </w:r>
-    </w:p>
-    <w:p>
-      <w:pPr>
-        <w:spacing w:after="60"/>
-      </w:pPr>
-      <w:r>
-        <w:t>5. Backend structure</w:t>
-      </w:r>
-    </w:p>
-    <w:p>
-      <w:pPr>
-        <w:spacing w:after="60"/>
-      </w:pPr>
-      <w:r>
-        <w:t>MVC, routes, controllers, services, models, validation middleware, and error handling.</w:t>
-      </w:r>
-    </w:p>
-    <w:p>
-      <w:pPr>
-        <w:spacing w:after="60"/>
-      </w:pPr>
-    </w:p>
     <w:p>
       <w:pPr>
         <w:spacing w:after="60"/>
@@ -427,6 +302,19 @@
     <w:p/>
     <w:p/>
     <w:p/>
+    <w:p/>
+    <w:p/>
+    <w:p/>
+    <w:p/>
+    <w:p/>
+    <w:p/>
+    <w:p/>
+    <w:p/>
+    <w:p/>
+    <w:p/>
+    <w:p/>
+    <w:p/>
+    <w:p/>
     <w:p>
       <w:pPr>
         <w:rPr>
@@ -443,12 +331,12 @@
           <w:sz w:val="28"/>
           <w:szCs w:val="28"/>
         </w:rPr>
+        <w:lastRenderedPageBreak/>
         <w:t>Node.js basics</w:t>
       </w:r>
     </w:p>
     <w:p>
       <w:r>
-        <w:lastRenderedPageBreak/>
         <w:t xml:space="preserve">Node it is </w:t>
       </w:r>
       <w:proofErr w:type="gramStart"/>
@@ -852,7 +740,6 @@
           <w:lang w:eastAsia="en-IN"/>
           <w14:ligatures w14:val="none"/>
         </w:rPr>
-        <w:lastRenderedPageBreak/>
         <w:t>TypeScript Practice — Lesson-wise Documentation</w:t>
       </w:r>
     </w:p>
@@ -2739,6 +2626,7 @@
           <w:lang w:eastAsia="en-IN"/>
           <w14:ligatures w14:val="none"/>
         </w:rPr>
+        <w:lastRenderedPageBreak/>
         <w:t>console.log(skills);</w:t>
       </w:r>
     </w:p>
@@ -2812,7 +2700,6 @@
           <w:lang w:eastAsia="en-IN"/>
           <w14:ligatures w14:val="none"/>
         </w:rPr>
-        <w:lastRenderedPageBreak/>
         <w:t xml:space="preserve">let scores: </w:t>
       </w:r>
       <w:proofErr w:type="gramStart"/>
@@ -5462,7 +5349,6 @@
           <w:lang w:eastAsia="en-IN"/>
           <w14:ligatures w14:val="none"/>
         </w:rPr>
-        <w:lastRenderedPageBreak/>
         <w:t>What I learned:</w:t>
       </w:r>
     </w:p>
@@ -7384,6 +7270,7 @@
           <w:lang w:eastAsia="en-IN"/>
           <w14:ligatures w14:val="none"/>
         </w:rPr>
+        <w:lastRenderedPageBreak/>
         <w:t xml:space="preserve">type </w:t>
       </w:r>
       <w:proofErr w:type="spellStart"/>
@@ -7582,7 +7469,6 @@
           <w:lang w:eastAsia="en-IN"/>
           <w14:ligatures w14:val="none"/>
         </w:rPr>
-        <w:lastRenderedPageBreak/>
         <w:t>};</w:t>
       </w:r>
     </w:p>
@@ -9644,7 +9530,6 @@
           <w:lang w:eastAsia="en-IN"/>
           <w14:ligatures w14:val="none"/>
         </w:rPr>
-        <w:lastRenderedPageBreak/>
         <w:t>Lesson 8: Conditional Logic and Ternary Operators</w:t>
       </w:r>
     </w:p>
@@ -12509,6 +12394,7 @@
           <w:lang w:eastAsia="en-IN"/>
           <w14:ligatures w14:val="none"/>
         </w:rPr>
+        <w:lastRenderedPageBreak/>
         <w:t xml:space="preserve">        return </w:t>
       </w:r>
       <w:proofErr w:type="spellStart"/>
@@ -12685,7 +12571,6 @@
           <w:lang w:eastAsia="en-IN"/>
           <w14:ligatures w14:val="none"/>
         </w:rPr>
-        <w:lastRenderedPageBreak/>
         <w:t xml:space="preserve">    }</w:t>
       </w:r>
     </w:p>
@@ -15316,6 +15201,7 @@
           <w:lang w:eastAsia="en-IN"/>
           <w14:ligatures w14:val="none"/>
         </w:rPr>
+        <w:lastRenderedPageBreak/>
         <w:t>console.log(</w:t>
       </w:r>
       <w:proofErr w:type="spellStart"/>
@@ -15491,7 +15377,6 @@
           <w:lang w:eastAsia="en-IN"/>
           <w14:ligatures w14:val="none"/>
         </w:rPr>
-        <w:lastRenderedPageBreak/>
         <w:t xml:space="preserve">let </w:t>
       </w:r>
       <w:proofErr w:type="spellStart"/>
@@ -17849,7 +17734,6 @@
           <w:lang w:eastAsia="en-IN"/>
           <w14:ligatures w14:val="none"/>
         </w:rPr>
-        <w:lastRenderedPageBreak/>
         <w:t>Lesson 12: Classes and Access Modifiers</w:t>
       </w:r>
     </w:p>
@@ -19980,6 +19864,7 @@
           <w:lang w:eastAsia="en-IN"/>
           <w14:ligatures w14:val="none"/>
         </w:rPr>
+        <w:lastRenderedPageBreak/>
         <w:t>console.log(</w:t>
       </w:r>
       <w:proofErr w:type="spellStart"/>
@@ -20124,7 +20009,6 @@
           <w:lang w:eastAsia="en-IN"/>
           <w14:ligatures w14:val="none"/>
         </w:rPr>
-        <w:lastRenderedPageBreak/>
         <w:t>C. Generic function with objects</w:t>
       </w:r>
     </w:p>
@@ -22177,6 +22061,7 @@
           <w:lang w:eastAsia="en-IN"/>
           <w14:ligatures w14:val="none"/>
         </w:rPr>
+        <w:lastRenderedPageBreak/>
         <w:t>An object can group related functions together.</w:t>
       </w:r>
     </w:p>
@@ -22285,7 +22170,6 @@
           <w:lang w:eastAsia="en-IN"/>
           <w14:ligatures w14:val="none"/>
         </w:rPr>
-        <w:lastRenderedPageBreak/>
         <w:t>Lesson 15: TypeScript with Express</w:t>
       </w:r>
     </w:p>
@@ -23633,6 +23517,7 @@
           <w:lang w:eastAsia="en-IN"/>
           <w14:ligatures w14:val="none"/>
         </w:rPr>
+        <w:lastRenderedPageBreak/>
         <w:t xml:space="preserve">A common initialization command for </w:t>
       </w:r>
       <w:proofErr w:type="spellStart"/>
@@ -23754,7 +23639,6 @@
           <w:lang w:eastAsia="en-IN"/>
           <w14:ligatures w14:val="none"/>
         </w:rPr>
-        <w:lastRenderedPageBreak/>
         <w:t>model</w:t>
       </w:r>
     </w:p>
@@ -24309,7 +24193,6 @@
           <w:lang w:eastAsia="en-IN"/>
           <w14:ligatures w14:val="none"/>
         </w:rPr>
-        <w:lastRenderedPageBreak/>
         <w:t>Installing</w:t>
       </w:r>
     </w:p>
@@ -26481,6 +26364,7 @@
           <w:lang w:eastAsia="en-IN"/>
           <w14:ligatures w14:val="none"/>
         </w:rPr>
+        <w:lastRenderedPageBreak/>
         <w:t xml:space="preserve">    </w:t>
       </w:r>
       <w:r>
@@ -27040,7 +26924,6 @@
           <w:lang w:eastAsia="en-IN"/>
           <w14:ligatures w14:val="none"/>
         </w:rPr>
-        <w:lastRenderedPageBreak/>
         <w:t xml:space="preserve">    </w:t>
       </w:r>
       <w:r>
@@ -29203,6 +29086,7 @@
           <w:lang w:eastAsia="en-IN"/>
           <w14:ligatures w14:val="none"/>
         </w:rPr>
+        <w:lastRenderedPageBreak/>
         <w:t>Note:</w:t>
       </w:r>
       <w:r>
@@ -29270,7 +29154,6 @@
           <w:lang w:eastAsia="en-IN"/>
           <w14:ligatures w14:val="none"/>
         </w:rPr>
-        <w:lastRenderedPageBreak/>
         <w:t>Running Migrations</w:t>
       </w:r>
     </w:p>
@@ -30806,6 +30689,7 @@
           <w:lang w:eastAsia="en-IN"/>
           <w14:ligatures w14:val="none"/>
         </w:rPr>
+        <w:lastRenderedPageBreak/>
         <w:t xml:space="preserve">We can generate this file using </w:t>
       </w:r>
       <w:proofErr w:type="spellStart"/>
@@ -31212,7 +31096,6 @@
           <w:lang w:eastAsia="en-IN"/>
           <w14:ligatures w14:val="none"/>
         </w:rPr>
-        <w:lastRenderedPageBreak/>
         <w:t>module.exports</w:t>
       </w:r>
       <w:proofErr w:type="spellEnd"/>
@@ -35539,6 +35422,7 @@
           <w:lang w:eastAsia="en-IN"/>
           <w14:ligatures w14:val="none"/>
         </w:rPr>
+        <w:lastRenderedPageBreak/>
         <w:t>module.exports</w:t>
       </w:r>
       <w:proofErr w:type="spellEnd"/>
@@ -36501,7 +36385,6 @@
           <w:lang w:eastAsia="en-IN"/>
           <w14:ligatures w14:val="none"/>
         </w:rPr>
-        <w:lastRenderedPageBreak/>
         <w:t xml:space="preserve">        </w:t>
       </w:r>
       <w:r>
@@ -41029,6 +40912,7 @@
           <w:lang w:eastAsia="en-IN"/>
           <w14:ligatures w14:val="none"/>
         </w:rPr>
+        <w:lastRenderedPageBreak/>
         <w:t xml:space="preserve">  </w:t>
       </w:r>
       <w:r>
@@ -41980,7 +41864,6 @@
           <w:lang w:eastAsia="en-IN"/>
           <w14:ligatures w14:val="none"/>
         </w:rPr>
-        <w:lastRenderedPageBreak/>
         <w:t xml:space="preserve">        </w:t>
       </w:r>
       <w:proofErr w:type="spellStart"/>
@@ -45180,6 +45063,7 @@
           <w:lang w:eastAsia="en-IN"/>
           <w14:ligatures w14:val="none"/>
         </w:rPr>
+        <w:lastRenderedPageBreak/>
         <w:t xml:space="preserve">  },</w:t>
       </w:r>
     </w:p>
@@ -45422,7 +45306,6 @@
           <w:lang w:eastAsia="en-IN"/>
           <w14:ligatures w14:val="none"/>
         </w:rPr>
-        <w:lastRenderedPageBreak/>
         <w:t xml:space="preserve">  type: </w:t>
       </w:r>
       <w:proofErr w:type="spellStart"/>
@@ -47159,6 +47042,7 @@
           <w:lang w:eastAsia="en-IN"/>
           <w14:ligatures w14:val="none"/>
         </w:rPr>
+        <w:lastRenderedPageBreak/>
         <w:t xml:space="preserve">  await </w:t>
       </w:r>
       <w:proofErr w:type="spellStart"/>
@@ -47437,7 +47321,6 @@
           <w:lang w:eastAsia="en-IN"/>
           <w14:ligatures w14:val="none"/>
         </w:rPr>
-        <w:lastRenderedPageBreak/>
         <w:t xml:space="preserve">async </w:t>
       </w:r>
       <w:proofErr w:type="gramStart"/>
@@ -48877,6 +48760,7 @@
           <w:lang w:eastAsia="en-IN"/>
           <w14:ligatures w14:val="none"/>
         </w:rPr>
+        <w:lastRenderedPageBreak/>
         <w:t>npm</w:t>
       </w:r>
       <w:proofErr w:type="spellEnd"/>
@@ -49027,6 +48911,2623 @@
         </w:rPr>
         <w:t xml:space="preserve"> CLI to execute pending migrations.</w:t>
       </w:r>
+    </w:p>
+    <w:p>
+      <w:pPr>
+        <w:spacing w:before="100"/>
+      </w:pPr>
+      <w:proofErr w:type="spellStart"/>
+      <w:r>
+        <w:rPr>
+          <w:b/>
+          <w:bCs/>
+          <w:sz w:val="28"/>
+          <w:szCs w:val="28"/>
+        </w:rPr>
+        <w:t>sequelize</w:t>
+      </w:r>
+      <w:proofErr w:type="spellEnd"/>
+      <w:r>
+        <w:rPr>
+          <w:b/>
+          <w:bCs/>
+          <w:sz w:val="28"/>
+          <w:szCs w:val="28"/>
+        </w:rPr>
+        <w:t>-typescript</w:t>
+      </w:r>
+      <w:r>
+        <w:t xml:space="preserve"> is a library that lets us define </w:t>
+      </w:r>
+      <w:proofErr w:type="spellStart"/>
+      <w:r>
+        <w:t>Sequelize</w:t>
+      </w:r>
+      <w:proofErr w:type="spellEnd"/>
+      <w:r>
+        <w:t xml:space="preserve"> models using TypeScript classes and decorators.</w:t>
+      </w:r>
+    </w:p>
+    <w:p>
+      <w:pPr>
+        <w:spacing w:before="100"/>
+      </w:pPr>
+      <w:r>
+        <w:t>For example:</w:t>
+      </w:r>
+    </w:p>
+    <w:p>
+      <w:pPr>
+        <w:spacing w:before="100"/>
+      </w:pPr>
+      <w:r>
+        <w:t>@</w:t>
+      </w:r>
+      <w:proofErr w:type="gramStart"/>
+      <w:r>
+        <w:t xml:space="preserve">Table({ </w:t>
+      </w:r>
+      <w:proofErr w:type="spellStart"/>
+      <w:r>
+        <w:t>tableName</w:t>
+      </w:r>
+      <w:proofErr w:type="spellEnd"/>
+      <w:proofErr w:type="gramEnd"/>
+      <w:r>
+        <w:t>: "users</w:t>
+      </w:r>
+      <w:proofErr w:type="gramStart"/>
+      <w:r>
+        <w:t>" }</w:t>
+      </w:r>
+      <w:proofErr w:type="gramEnd"/>
+      <w:r>
+        <w:t>)</w:t>
+      </w:r>
+    </w:p>
+    <w:p>
+      <w:pPr>
+        <w:spacing w:before="100"/>
+      </w:pPr>
+      <w:r>
+        <w:t>export class User extends Model {</w:t>
+      </w:r>
+    </w:p>
+    <w:p>
+      <w:pPr>
+        <w:spacing w:before="100"/>
+      </w:pPr>
+      <w:r>
+        <w:t xml:space="preserve">    @</w:t>
+      </w:r>
+      <w:proofErr w:type="gramStart"/>
+      <w:r>
+        <w:t>Column(</w:t>
+      </w:r>
+      <w:proofErr w:type="gramEnd"/>
+      <w:r>
+        <w:t>DataType.STRING)</w:t>
+      </w:r>
+    </w:p>
+    <w:p>
+      <w:pPr>
+        <w:spacing w:before="100"/>
+      </w:pPr>
+      <w:r>
+        <w:t xml:space="preserve">    declare username: string;</w:t>
+      </w:r>
+    </w:p>
+    <w:p>
+      <w:pPr>
+        <w:spacing w:before="100"/>
+      </w:pPr>
+      <w:r>
+        <w:t>}</w:t>
+      </w:r>
+    </w:p>
+    <w:p>
+      <w:pPr>
+        <w:spacing w:before="100"/>
+      </w:pPr>
+      <w:r>
+        <w:t>It provides decorators such as @Table and @Column to configure models.</w:t>
+      </w:r>
+    </w:p>
+    <w:tbl>
+      <w:tblPr>
+        <w:tblStyle w:val="TableGrid"/>
+        <w:tblW w:w="0" w:type="auto"/>
+        <w:tblLook w:val="04A0" w:firstRow="1" w:lastRow="0" w:firstColumn="1" w:lastColumn="0" w:noHBand="0" w:noVBand="1"/>
+      </w:tblPr>
+      <w:tblGrid>
+        <w:gridCol w:w="1541"/>
+        <w:gridCol w:w="3898"/>
+      </w:tblGrid>
+      <w:tr>
+        <w:tc>
+          <w:tcPr>
+            <w:tcW w:w="0" w:type="auto"/>
+            <w:hideMark/>
+          </w:tcPr>
+          <w:p>
+            <w:pPr>
+              <w:spacing w:before="100" w:after="160" w:line="278" w:lineRule="auto"/>
+              <w:rPr>
+                <w:b/>
+                <w:bCs/>
+              </w:rPr>
+            </w:pPr>
+            <w:r>
+              <w:rPr>
+                <w:b/>
+                <w:bCs/>
+              </w:rPr>
+              <w:t>Decorator</w:t>
+            </w:r>
+          </w:p>
+        </w:tc>
+        <w:tc>
+          <w:tcPr>
+            <w:tcW w:w="0" w:type="auto"/>
+            <w:hideMark/>
+          </w:tcPr>
+          <w:p>
+            <w:pPr>
+              <w:spacing w:before="100" w:after="160" w:line="278" w:lineRule="auto"/>
+              <w:rPr>
+                <w:b/>
+                <w:bCs/>
+              </w:rPr>
+            </w:pPr>
+            <w:r>
+              <w:rPr>
+                <w:b/>
+                <w:bCs/>
+              </w:rPr>
+              <w:t>Purpose</w:t>
+            </w:r>
+          </w:p>
+        </w:tc>
+      </w:tr>
+      <w:tr>
+        <w:tc>
+          <w:tcPr>
+            <w:tcW w:w="0" w:type="auto"/>
+            <w:hideMark/>
+          </w:tcPr>
+          <w:p>
+            <w:pPr>
+              <w:spacing w:before="100" w:after="160" w:line="278" w:lineRule="auto"/>
+            </w:pPr>
+            <w:r>
+              <w:t>@Table</w:t>
+            </w:r>
+          </w:p>
+        </w:tc>
+        <w:tc>
+          <w:tcPr>
+            <w:tcW w:w="0" w:type="auto"/>
+            <w:hideMark/>
+          </w:tcPr>
+          <w:p>
+            <w:pPr>
+              <w:spacing w:before="100" w:after="160" w:line="278" w:lineRule="auto"/>
+            </w:pPr>
+            <w:r>
+              <w:t>Configures the database table.</w:t>
+            </w:r>
+          </w:p>
+        </w:tc>
+      </w:tr>
+      <w:tr>
+        <w:tc>
+          <w:tcPr>
+            <w:tcW w:w="0" w:type="auto"/>
+            <w:hideMark/>
+          </w:tcPr>
+          <w:p>
+            <w:pPr>
+              <w:spacing w:before="100" w:after="160" w:line="278" w:lineRule="auto"/>
+            </w:pPr>
+            <w:r>
+              <w:t>@Column</w:t>
+            </w:r>
+          </w:p>
+        </w:tc>
+        <w:tc>
+          <w:tcPr>
+            <w:tcW w:w="0" w:type="auto"/>
+            <w:hideMark/>
+          </w:tcPr>
+          <w:p>
+            <w:pPr>
+              <w:spacing w:before="100" w:after="160" w:line="278" w:lineRule="auto"/>
+            </w:pPr>
+            <w:r>
+              <w:t>Defines a column and its properties.</w:t>
+            </w:r>
+          </w:p>
+        </w:tc>
+      </w:tr>
+      <w:tr>
+        <w:tc>
+          <w:tcPr>
+            <w:tcW w:w="0" w:type="auto"/>
+            <w:hideMark/>
+          </w:tcPr>
+          <w:p>
+            <w:pPr>
+              <w:spacing w:before="100" w:after="160" w:line="278" w:lineRule="auto"/>
+            </w:pPr>
+            <w:r>
+              <w:t>@PrimaryKey</w:t>
+            </w:r>
+          </w:p>
+        </w:tc>
+        <w:tc>
+          <w:tcPr>
+            <w:tcW w:w="0" w:type="auto"/>
+            <w:hideMark/>
+          </w:tcPr>
+          <w:p>
+            <w:pPr>
+              <w:spacing w:before="100" w:after="160" w:line="278" w:lineRule="auto"/>
+            </w:pPr>
+            <w:r>
+              <w:t>Marks a column as the primary key.</w:t>
+            </w:r>
+          </w:p>
+        </w:tc>
+      </w:tr>
+      <w:tr>
+        <w:tc>
+          <w:tcPr>
+            <w:tcW w:w="0" w:type="auto"/>
+            <w:hideMark/>
+          </w:tcPr>
+          <w:p>
+            <w:pPr>
+              <w:spacing w:before="100" w:after="160" w:line="278" w:lineRule="auto"/>
+            </w:pPr>
+            <w:r>
+              <w:t>@Default</w:t>
+            </w:r>
+          </w:p>
+        </w:tc>
+        <w:tc>
+          <w:tcPr>
+            <w:tcW w:w="0" w:type="auto"/>
+            <w:hideMark/>
+          </w:tcPr>
+          <w:p>
+            <w:pPr>
+              <w:spacing w:before="100" w:after="160" w:line="278" w:lineRule="auto"/>
+            </w:pPr>
+            <w:r>
+              <w:t>Specifies a default value for a column.</w:t>
+            </w:r>
+          </w:p>
+        </w:tc>
+      </w:tr>
+    </w:tbl>
+    <w:p>
+      <w:pPr>
+        <w:spacing w:before="100"/>
+      </w:pPr>
+    </w:p>
+    <w:p>
+      <w:pPr>
+        <w:spacing w:before="100"/>
+        <w:rPr>
+          <w:b/>
+          <w:bCs/>
+        </w:rPr>
+      </w:pPr>
+      <w:r>
+        <w:rPr>
+          <w:b/>
+          <w:bCs/>
+        </w:rPr>
+        <w:t>User class extend Model</w:t>
+      </w:r>
+    </w:p>
+    <w:p>
+      <w:pPr>
+        <w:spacing w:before="100"/>
+      </w:pPr>
+      <w:r>
+        <w:t xml:space="preserve">Extending Model gives the User class </w:t>
+      </w:r>
+      <w:proofErr w:type="spellStart"/>
+      <w:r>
+        <w:t>Sequelize's</w:t>
+      </w:r>
+      <w:proofErr w:type="spellEnd"/>
+      <w:r>
+        <w:t xml:space="preserve"> database functionality.</w:t>
+      </w:r>
+    </w:p>
+    <w:p>
+      <w:pPr>
+        <w:spacing w:before="100"/>
+      </w:pPr>
+      <w:r>
+        <w:t>For example, it allows us to use methods such as:</w:t>
+      </w:r>
+    </w:p>
+    <w:p>
+      <w:pPr>
+        <w:numPr>
+          <w:ilvl w:val="0"/>
+          <w:numId w:val="27"/>
+        </w:numPr>
+        <w:spacing w:before="100"/>
+      </w:pPr>
+      <w:proofErr w:type="spellStart"/>
+      <w:r>
+        <w:t>User.create</w:t>
+      </w:r>
+      <w:proofErr w:type="spellEnd"/>
+      <w:r>
+        <w:t>() — insert a user.</w:t>
+      </w:r>
+    </w:p>
+    <w:p>
+      <w:pPr>
+        <w:numPr>
+          <w:ilvl w:val="0"/>
+          <w:numId w:val="27"/>
+        </w:numPr>
+        <w:spacing w:before="100"/>
+      </w:pPr>
+      <w:proofErr w:type="spellStart"/>
+      <w:r>
+        <w:t>User.findOne</w:t>
+      </w:r>
+      <w:proofErr w:type="spellEnd"/>
+      <w:r>
+        <w:t>() — find one matching user.</w:t>
+      </w:r>
+    </w:p>
+    <w:p>
+      <w:pPr>
+        <w:numPr>
+          <w:ilvl w:val="0"/>
+          <w:numId w:val="27"/>
+        </w:numPr>
+        <w:spacing w:before="100"/>
+      </w:pPr>
+      <w:proofErr w:type="spellStart"/>
+      <w:r>
+        <w:t>User.findAll</w:t>
+      </w:r>
+      <w:proofErr w:type="spellEnd"/>
+      <w:r>
+        <w:t>() — retrieve matching users.</w:t>
+      </w:r>
+    </w:p>
+    <w:p>
+      <w:pPr>
+        <w:numPr>
+          <w:ilvl w:val="0"/>
+          <w:numId w:val="27"/>
+        </w:numPr>
+        <w:spacing w:before="100"/>
+      </w:pPr>
+      <w:proofErr w:type="spellStart"/>
+      <w:r>
+        <w:t>User.update</w:t>
+      </w:r>
+      <w:proofErr w:type="spellEnd"/>
+      <w:r>
+        <w:t>() — update records.</w:t>
+      </w:r>
+    </w:p>
+    <w:p>
+      <w:pPr>
+        <w:numPr>
+          <w:ilvl w:val="0"/>
+          <w:numId w:val="27"/>
+        </w:numPr>
+        <w:spacing w:before="100"/>
+      </w:pPr>
+      <w:proofErr w:type="spellStart"/>
+      <w:r>
+        <w:t>User.destroy</w:t>
+      </w:r>
+      <w:proofErr w:type="spellEnd"/>
+      <w:r>
+        <w:t>() — delete records.</w:t>
+      </w:r>
+    </w:p>
+    <w:p>
+      <w:pPr>
+        <w:spacing w:before="100"/>
+      </w:pPr>
+      <w:r>
+        <w:t>Without the model functionality, our class would simply be a regular TypeScript class.</w:t>
+      </w:r>
+    </w:p>
+    <w:p>
+      <w:pPr>
+        <w:spacing w:before="100"/>
+      </w:pPr>
+    </w:p>
+    <w:p>
+      <w:pPr>
+        <w:spacing w:before="100"/>
+      </w:pPr>
+    </w:p>
+    <w:p>
+      <w:pPr>
+        <w:spacing w:before="100"/>
+      </w:pPr>
+    </w:p>
+    <w:p>
+      <w:pPr>
+        <w:spacing w:before="100"/>
+      </w:pPr>
+    </w:p>
+    <w:p>
+      <w:pPr>
+        <w:spacing w:before="100"/>
+        <w:rPr>
+          <w:b/>
+          <w:bCs/>
+        </w:rPr>
+      </w:pPr>
+      <w:r>
+        <w:rPr>
+          <w:b/>
+          <w:bCs/>
+        </w:rPr>
+        <w:lastRenderedPageBreak/>
+        <w:t xml:space="preserve">timestamps: true </w:t>
+      </w:r>
+    </w:p>
+    <w:p>
+      <w:pPr>
+        <w:spacing w:before="100"/>
+      </w:pPr>
+      <w:r>
+        <w:t xml:space="preserve">It tells </w:t>
+      </w:r>
+      <w:proofErr w:type="spellStart"/>
+      <w:r>
+        <w:t>Sequelize</w:t>
+      </w:r>
+      <w:proofErr w:type="spellEnd"/>
+      <w:r>
+        <w:t xml:space="preserve"> to manage two timestamp fields automatically:</w:t>
+      </w:r>
+    </w:p>
+    <w:p>
+      <w:pPr>
+        <w:numPr>
+          <w:ilvl w:val="0"/>
+          <w:numId w:val="28"/>
+        </w:numPr>
+        <w:spacing w:before="100"/>
+      </w:pPr>
+      <w:proofErr w:type="spellStart"/>
+      <w:r>
+        <w:t>createdAt</w:t>
+      </w:r>
+      <w:proofErr w:type="spellEnd"/>
+      <w:r>
+        <w:t xml:space="preserve"> — when the record was created.</w:t>
+      </w:r>
+    </w:p>
+    <w:p>
+      <w:pPr>
+        <w:numPr>
+          <w:ilvl w:val="0"/>
+          <w:numId w:val="28"/>
+        </w:numPr>
+        <w:spacing w:before="100"/>
+      </w:pPr>
+      <w:proofErr w:type="spellStart"/>
+      <w:r>
+        <w:t>updatedAt</w:t>
+      </w:r>
+      <w:proofErr w:type="spellEnd"/>
+      <w:r>
+        <w:t xml:space="preserve"> — when the record was last updated.</w:t>
+      </w:r>
+    </w:p>
+    <w:p>
+      <w:pPr>
+        <w:spacing w:before="100"/>
+      </w:pPr>
+      <w:r>
+        <w:t xml:space="preserve">When a user is first registered, </w:t>
+      </w:r>
+      <w:proofErr w:type="spellStart"/>
+      <w:r>
+        <w:t>Sequelize</w:t>
+      </w:r>
+      <w:proofErr w:type="spellEnd"/>
+      <w:r>
+        <w:t xml:space="preserve"> sets both fields. When the record is updated, </w:t>
+      </w:r>
+      <w:proofErr w:type="spellStart"/>
+      <w:r>
+        <w:t>Sequelize</w:t>
+      </w:r>
+      <w:proofErr w:type="spellEnd"/>
+      <w:r>
+        <w:t xml:space="preserve"> refreshes </w:t>
+      </w:r>
+      <w:proofErr w:type="spellStart"/>
+      <w:r>
+        <w:t>updatedAt</w:t>
+      </w:r>
+      <w:proofErr w:type="spellEnd"/>
+      <w:r>
+        <w:t>.</w:t>
+      </w:r>
+    </w:p>
+    <w:p>
+      <w:pPr>
+        <w:spacing w:before="100"/>
+      </w:pPr>
+      <w:r>
+        <w:t>The database must have the corresponding columns, which is why we included them in our migration.</w:t>
+      </w:r>
+    </w:p>
+    <w:p>
+      <w:pPr>
+        <w:spacing w:before="100"/>
+        <w:rPr>
+          <w:b/>
+          <w:bCs/>
+        </w:rPr>
+      </w:pPr>
+      <w:proofErr w:type="gramStart"/>
+      <w:r>
+        <w:rPr>
+          <w:b/>
+          <w:bCs/>
+        </w:rPr>
+        <w:t>up(</w:t>
+      </w:r>
+      <w:proofErr w:type="gramEnd"/>
+      <w:r>
+        <w:rPr>
+          <w:b/>
+          <w:bCs/>
+        </w:rPr>
+        <w:t xml:space="preserve">) and </w:t>
+      </w:r>
+      <w:proofErr w:type="gramStart"/>
+      <w:r>
+        <w:rPr>
+          <w:b/>
+          <w:bCs/>
+        </w:rPr>
+        <w:t>down(</w:t>
+      </w:r>
+      <w:proofErr w:type="gramEnd"/>
+      <w:r>
+        <w:rPr>
+          <w:b/>
+          <w:bCs/>
+        </w:rPr>
+        <w:t>) in a migration</w:t>
+      </w:r>
+    </w:p>
+    <w:p>
+      <w:pPr>
+        <w:spacing w:before="100"/>
+      </w:pPr>
+      <w:r>
+        <w:t>Answer:</w:t>
+      </w:r>
+    </w:p>
+    <w:p>
+      <w:pPr>
+        <w:numPr>
+          <w:ilvl w:val="0"/>
+          <w:numId w:val="29"/>
+        </w:numPr>
+        <w:spacing w:before="100"/>
+      </w:pPr>
+      <w:proofErr w:type="gramStart"/>
+      <w:r>
+        <w:t>up(</w:t>
+      </w:r>
+      <w:proofErr w:type="gramEnd"/>
+      <w:r>
+        <w:t>) applies the database change.</w:t>
+      </w:r>
+    </w:p>
+    <w:p>
+      <w:pPr>
+        <w:numPr>
+          <w:ilvl w:val="0"/>
+          <w:numId w:val="29"/>
+        </w:numPr>
+        <w:spacing w:before="100"/>
+      </w:pPr>
+      <w:proofErr w:type="gramStart"/>
+      <w:r>
+        <w:t>down(</w:t>
+      </w:r>
+      <w:proofErr w:type="gramEnd"/>
+      <w:r>
+        <w:t>) reverses that change.</w:t>
+      </w:r>
+    </w:p>
+    <w:p>
+      <w:pPr>
+        <w:spacing w:before="100"/>
+      </w:pPr>
+      <w:r>
+        <w:t xml:space="preserve">For our users table, </w:t>
+      </w:r>
+      <w:proofErr w:type="gramStart"/>
+      <w:r>
+        <w:t>up(</w:t>
+      </w:r>
+      <w:proofErr w:type="gramEnd"/>
+      <w:r>
+        <w:t xml:space="preserve">) creates the table and </w:t>
+      </w:r>
+      <w:proofErr w:type="gramStart"/>
+      <w:r>
+        <w:t>down(</w:t>
+      </w:r>
+      <w:proofErr w:type="gramEnd"/>
+      <w:r>
+        <w:t>) drops it.</w:t>
+      </w:r>
+    </w:p>
+    <w:p>
+      <w:pPr>
+        <w:spacing w:before="100"/>
+      </w:pPr>
+    </w:p>
+    <w:p>
+      <w:pPr>
+        <w:spacing w:before="100"/>
+        <w:rPr>
+          <w:b/>
+          <w:bCs/>
+          <w:sz w:val="36"/>
+          <w:szCs w:val="36"/>
+        </w:rPr>
+      </w:pPr>
+      <w:r>
+        <w:rPr>
+          <w:b/>
+          <w:bCs/>
+          <w:sz w:val="36"/>
+          <w:szCs w:val="36"/>
+        </w:rPr>
+        <w:t>ZOD</w:t>
+      </w:r>
+    </w:p>
+    <w:p>
+      <w:pPr>
+        <w:spacing w:before="100"/>
+      </w:pPr>
+      <w:r>
+        <w:t>Zod is a TypeScript-friendly validation library that checks whether data matches a defined schema at runtime.</w:t>
+      </w:r>
+    </w:p>
+    <w:p>
+      <w:pPr>
+        <w:spacing w:before="100"/>
+        <w:rPr>
+          <w:b/>
+          <w:bCs/>
+        </w:rPr>
+      </w:pPr>
+      <w:proofErr w:type="gramStart"/>
+      <w:r>
+        <w:rPr>
+          <w:b/>
+          <w:bCs/>
+        </w:rPr>
+        <w:t>parse(</w:t>
+      </w:r>
+      <w:proofErr w:type="gramEnd"/>
+      <w:r>
+        <w:rPr>
+          <w:b/>
+          <w:bCs/>
+        </w:rPr>
+        <w:t xml:space="preserve">) and </w:t>
+      </w:r>
+      <w:proofErr w:type="spellStart"/>
+      <w:proofErr w:type="gramStart"/>
+      <w:r>
+        <w:rPr>
+          <w:b/>
+          <w:bCs/>
+        </w:rPr>
+        <w:t>safeParse</w:t>
+      </w:r>
+      <w:proofErr w:type="spellEnd"/>
+      <w:r>
+        <w:rPr>
+          <w:b/>
+          <w:bCs/>
+        </w:rPr>
+        <w:t>(</w:t>
+      </w:r>
+      <w:proofErr w:type="gramEnd"/>
+      <w:r>
+        <w:rPr>
+          <w:b/>
+          <w:bCs/>
+        </w:rPr>
+        <w:t>)</w:t>
+      </w:r>
+    </w:p>
+    <w:p>
+      <w:pPr>
+        <w:spacing w:before="100"/>
+      </w:pPr>
+      <w:r>
+        <w:t>Both validate data against a schema, but they handle validation failures differently.</w:t>
+      </w:r>
+    </w:p>
+    <w:p>
+      <w:pPr>
+        <w:spacing w:before="100"/>
+      </w:pPr>
+      <w:proofErr w:type="gramStart"/>
+      <w:r>
+        <w:rPr>
+          <w:b/>
+          <w:bCs/>
+        </w:rPr>
+        <w:t>parse(</w:t>
+      </w:r>
+      <w:proofErr w:type="gramEnd"/>
+      <w:r>
+        <w:rPr>
+          <w:b/>
+          <w:bCs/>
+        </w:rPr>
+        <w:t>)</w:t>
+      </w:r>
+      <w:r>
+        <w:t xml:space="preserve"> returns validated data when successful and throws a </w:t>
+      </w:r>
+      <w:proofErr w:type="spellStart"/>
+      <w:r>
+        <w:t>ZodError</w:t>
+      </w:r>
+      <w:proofErr w:type="spellEnd"/>
+      <w:r>
+        <w:t xml:space="preserve"> when validation fails.</w:t>
+      </w:r>
+    </w:p>
+    <w:p>
+      <w:pPr>
+        <w:spacing w:before="100"/>
+      </w:pPr>
+    </w:p>
+    <w:p>
+      <w:pPr>
+        <w:spacing w:before="100"/>
+      </w:pPr>
+      <w:proofErr w:type="spellStart"/>
+      <w:r>
+        <w:t>const</w:t>
+      </w:r>
+      <w:proofErr w:type="spellEnd"/>
+      <w:r>
+        <w:t xml:space="preserve"> data = </w:t>
+      </w:r>
+      <w:proofErr w:type="spellStart"/>
+      <w:r>
+        <w:t>registerSchema.parse</w:t>
+      </w:r>
+      <w:proofErr w:type="spellEnd"/>
+      <w:r>
+        <w:t>(</w:t>
+      </w:r>
+      <w:proofErr w:type="spellStart"/>
+      <w:proofErr w:type="gramStart"/>
+      <w:r>
+        <w:t>req.body</w:t>
+      </w:r>
+      <w:proofErr w:type="spellEnd"/>
+      <w:proofErr w:type="gramEnd"/>
+      <w:r>
+        <w:t>);</w:t>
+      </w:r>
+    </w:p>
+    <w:p>
+      <w:pPr>
+        <w:spacing w:before="100"/>
+      </w:pPr>
+    </w:p>
+    <w:p>
+      <w:pPr>
+        <w:spacing w:before="100"/>
+      </w:pPr>
+      <w:proofErr w:type="spellStart"/>
+      <w:proofErr w:type="gramStart"/>
+      <w:r>
+        <w:rPr>
+          <w:b/>
+          <w:bCs/>
+        </w:rPr>
+        <w:t>safeParse</w:t>
+      </w:r>
+      <w:proofErr w:type="spellEnd"/>
+      <w:r>
+        <w:rPr>
+          <w:b/>
+          <w:bCs/>
+        </w:rPr>
+        <w:t>(</w:t>
+      </w:r>
+      <w:proofErr w:type="gramEnd"/>
+      <w:r>
+        <w:rPr>
+          <w:b/>
+          <w:bCs/>
+        </w:rPr>
+        <w:t>)</w:t>
+      </w:r>
+      <w:r>
+        <w:t xml:space="preserve"> returns a result object containing either the validated data or validation errors, without throwing a validation exception for an ordinary validation failure.</w:t>
+      </w:r>
+    </w:p>
+    <w:p>
+      <w:pPr>
+        <w:spacing w:before="100"/>
+      </w:pPr>
+      <w:proofErr w:type="spellStart"/>
+      <w:r>
+        <w:t>const</w:t>
+      </w:r>
+      <w:proofErr w:type="spellEnd"/>
+      <w:r>
+        <w:t xml:space="preserve"> result = </w:t>
+      </w:r>
+      <w:proofErr w:type="spellStart"/>
+      <w:r>
+        <w:t>registerSchema.safeParse</w:t>
+      </w:r>
+      <w:proofErr w:type="spellEnd"/>
+      <w:r>
+        <w:t>(</w:t>
+      </w:r>
+      <w:proofErr w:type="spellStart"/>
+      <w:proofErr w:type="gramStart"/>
+      <w:r>
+        <w:t>req.body</w:t>
+      </w:r>
+      <w:proofErr w:type="spellEnd"/>
+      <w:proofErr w:type="gramEnd"/>
+      <w:r>
+        <w:t>);</w:t>
+      </w:r>
+    </w:p>
+    <w:p>
+      <w:pPr>
+        <w:spacing w:before="100"/>
+      </w:pPr>
+    </w:p>
+    <w:p>
+      <w:pPr>
+        <w:spacing w:before="100"/>
+      </w:pPr>
+      <w:r>
+        <w:t xml:space="preserve">if </w:t>
+      </w:r>
+      <w:proofErr w:type="gramStart"/>
+      <w:r>
+        <w:t>(!</w:t>
+      </w:r>
+      <w:proofErr w:type="spellStart"/>
+      <w:r>
+        <w:t>result</w:t>
+      </w:r>
+      <w:proofErr w:type="gramEnd"/>
+      <w:r>
+        <w:t>.success</w:t>
+      </w:r>
+      <w:proofErr w:type="spellEnd"/>
+      <w:r>
+        <w:t>) {</w:t>
+      </w:r>
+    </w:p>
+    <w:p>
+      <w:pPr>
+        <w:spacing w:before="100"/>
+      </w:pPr>
+      <w:r>
+        <w:t xml:space="preserve">    console.log(</w:t>
+      </w:r>
+      <w:proofErr w:type="spellStart"/>
+      <w:proofErr w:type="gramStart"/>
+      <w:r>
+        <w:t>result.error</w:t>
+      </w:r>
+      <w:proofErr w:type="gramEnd"/>
+      <w:r>
+        <w:t>.issues</w:t>
+      </w:r>
+      <w:proofErr w:type="spellEnd"/>
+      <w:r>
+        <w:t>);</w:t>
+      </w:r>
+    </w:p>
+    <w:p>
+      <w:pPr>
+        <w:spacing w:before="100"/>
+      </w:pPr>
+      <w:r>
+        <w:t>} else {</w:t>
+      </w:r>
+    </w:p>
+    <w:p>
+      <w:pPr>
+        <w:spacing w:before="100"/>
+      </w:pPr>
+      <w:r>
+        <w:t xml:space="preserve">    console.log(</w:t>
+      </w:r>
+      <w:proofErr w:type="spellStart"/>
+      <w:r>
+        <w:t>result.data</w:t>
+      </w:r>
+      <w:proofErr w:type="spellEnd"/>
+      <w:r>
+        <w:t>);</w:t>
+      </w:r>
+    </w:p>
+    <w:p>
+      <w:pPr>
+        <w:spacing w:before="100"/>
+      </w:pPr>
+      <w:r>
+        <w:t>}</w:t>
+      </w:r>
+    </w:p>
+    <w:p>
+      <w:pPr>
+        <w:spacing w:before="100"/>
+      </w:pPr>
+      <w:r>
+        <w:t xml:space="preserve">We can use </w:t>
+      </w:r>
+      <w:proofErr w:type="spellStart"/>
+      <w:proofErr w:type="gramStart"/>
+      <w:r>
+        <w:t>safeParse</w:t>
+      </w:r>
+      <w:proofErr w:type="spellEnd"/>
+      <w:r>
+        <w:t>(</w:t>
+      </w:r>
+      <w:proofErr w:type="gramEnd"/>
+      <w:r>
+        <w:t>) in our controller to handle invalid input explicitly.</w:t>
+      </w:r>
+    </w:p>
+    <w:p>
+      <w:pPr>
+        <w:spacing w:before="100"/>
+      </w:pPr>
+    </w:p>
+    <w:p>
+      <w:pPr>
+        <w:spacing w:before="100"/>
+        <w:rPr>
+          <w:b/>
+          <w:bCs/>
+        </w:rPr>
+      </w:pPr>
+      <w:proofErr w:type="spellStart"/>
+      <w:proofErr w:type="gramStart"/>
+      <w:r>
+        <w:rPr>
+          <w:b/>
+          <w:bCs/>
+        </w:rPr>
+        <w:lastRenderedPageBreak/>
+        <w:t>z.object</w:t>
+      </w:r>
+      <w:proofErr w:type="spellEnd"/>
+      <w:proofErr w:type="gramEnd"/>
+      <w:r>
+        <w:rPr>
+          <w:b/>
+          <w:bCs/>
+        </w:rPr>
+        <w:t xml:space="preserve">() </w:t>
+      </w:r>
+    </w:p>
+    <w:p>
+      <w:pPr>
+        <w:spacing w:before="100"/>
+      </w:pPr>
+      <w:r>
+        <w:t xml:space="preserve"> </w:t>
+      </w:r>
+      <w:proofErr w:type="spellStart"/>
+      <w:proofErr w:type="gramStart"/>
+      <w:r>
+        <w:t>z.object</w:t>
+      </w:r>
+      <w:proofErr w:type="spellEnd"/>
+      <w:proofErr w:type="gramEnd"/>
+      <w:r>
+        <w:t>() defines a schema for an object and its expected properties.</w:t>
+      </w:r>
+    </w:p>
+    <w:p>
+      <w:pPr>
+        <w:spacing w:before="100"/>
+      </w:pPr>
+      <w:r>
+        <w:t>For example:</w:t>
+      </w:r>
+    </w:p>
+    <w:p>
+      <w:pPr>
+        <w:spacing w:before="100"/>
+      </w:pPr>
+      <w:proofErr w:type="spellStart"/>
+      <w:proofErr w:type="gramStart"/>
+      <w:r>
+        <w:t>z.object</w:t>
+      </w:r>
+      <w:proofErr w:type="spellEnd"/>
+      <w:proofErr w:type="gramEnd"/>
+      <w:r>
+        <w:t>({</w:t>
+      </w:r>
+    </w:p>
+    <w:p>
+      <w:pPr>
+        <w:spacing w:before="100"/>
+      </w:pPr>
+      <w:r>
+        <w:t xml:space="preserve">    username: </w:t>
+      </w:r>
+      <w:proofErr w:type="spellStart"/>
+      <w:proofErr w:type="gramStart"/>
+      <w:r>
+        <w:t>z.string</w:t>
+      </w:r>
+      <w:proofErr w:type="spellEnd"/>
+      <w:proofErr w:type="gramEnd"/>
+      <w:r>
+        <w:t>(),</w:t>
+      </w:r>
+    </w:p>
+    <w:p>
+      <w:pPr>
+        <w:spacing w:before="100"/>
+      </w:pPr>
+      <w:r>
+        <w:t xml:space="preserve">    email: </w:t>
+      </w:r>
+      <w:proofErr w:type="spellStart"/>
+      <w:proofErr w:type="gramStart"/>
+      <w:r>
+        <w:t>z.string</w:t>
+      </w:r>
+      <w:proofErr w:type="spellEnd"/>
+      <w:proofErr w:type="gramEnd"/>
+      <w:r>
+        <w:t>(</w:t>
+      </w:r>
+      <w:proofErr w:type="gramStart"/>
+      <w:r>
+        <w:t>).email</w:t>
+      </w:r>
+      <w:proofErr w:type="gramEnd"/>
+      <w:r>
+        <w:t>(),</w:t>
+      </w:r>
+    </w:p>
+    <w:p>
+      <w:pPr>
+        <w:spacing w:before="100"/>
+      </w:pPr>
+      <w:r>
+        <w:t>});</w:t>
+      </w:r>
+    </w:p>
+    <w:p>
+      <w:pPr>
+        <w:spacing w:before="100"/>
+      </w:pPr>
+      <w:r>
+        <w:t>It expects an object with a string username and a valid email string</w:t>
+      </w:r>
+    </w:p>
+    <w:p>
+      <w:pPr>
+        <w:spacing w:before="100"/>
+      </w:pPr>
+    </w:p>
+    <w:p>
+      <w:pPr>
+        <w:spacing w:before="100"/>
+        <w:rPr>
+          <w:b/>
+          <w:bCs/>
+        </w:rPr>
+      </w:pPr>
+      <w:proofErr w:type="spellStart"/>
+      <w:proofErr w:type="gramStart"/>
+      <w:r>
+        <w:rPr>
+          <w:b/>
+          <w:bCs/>
+        </w:rPr>
+        <w:t>z.infer</w:t>
+      </w:r>
+      <w:proofErr w:type="spellEnd"/>
+      <w:proofErr w:type="gramEnd"/>
+      <w:r>
+        <w:rPr>
+          <w:b/>
+          <w:bCs/>
+        </w:rPr>
+        <w:t>&lt;</w:t>
+      </w:r>
+      <w:proofErr w:type="spellStart"/>
+      <w:r>
+        <w:rPr>
+          <w:b/>
+          <w:bCs/>
+        </w:rPr>
+        <w:t>typeof</w:t>
+      </w:r>
+      <w:proofErr w:type="spellEnd"/>
+      <w:r>
+        <w:rPr>
+          <w:b/>
+          <w:bCs/>
+        </w:rPr>
+        <w:t xml:space="preserve"> </w:t>
+      </w:r>
+      <w:proofErr w:type="spellStart"/>
+      <w:r>
+        <w:rPr>
+          <w:b/>
+          <w:bCs/>
+        </w:rPr>
+        <w:t>registerSchema</w:t>
+      </w:r>
+      <w:proofErr w:type="spellEnd"/>
+      <w:r>
+        <w:rPr>
+          <w:b/>
+          <w:bCs/>
+        </w:rPr>
+        <w:t xml:space="preserve">&gt; </w:t>
+      </w:r>
+    </w:p>
+    <w:p>
+      <w:pPr>
+        <w:spacing w:before="100"/>
+      </w:pPr>
+      <w:r>
+        <w:t>Consider this code:</w:t>
+      </w:r>
+    </w:p>
+    <w:p>
+      <w:pPr>
+        <w:spacing w:before="100"/>
+      </w:pPr>
+      <w:r>
+        <w:t xml:space="preserve">export type </w:t>
+      </w:r>
+      <w:proofErr w:type="spellStart"/>
+      <w:r>
+        <w:t>RegisterInput</w:t>
+      </w:r>
+      <w:proofErr w:type="spellEnd"/>
+      <w:r>
+        <w:t xml:space="preserve"> =</w:t>
+      </w:r>
+    </w:p>
+    <w:p>
+      <w:pPr>
+        <w:spacing w:before="100"/>
+      </w:pPr>
+      <w:r>
+        <w:t xml:space="preserve">    </w:t>
+      </w:r>
+      <w:proofErr w:type="spellStart"/>
+      <w:proofErr w:type="gramStart"/>
+      <w:r>
+        <w:t>z.infer</w:t>
+      </w:r>
+      <w:proofErr w:type="spellEnd"/>
+      <w:proofErr w:type="gramEnd"/>
+      <w:r>
+        <w:t>&lt;</w:t>
+      </w:r>
+      <w:proofErr w:type="spellStart"/>
+      <w:r>
+        <w:t>typeof</w:t>
+      </w:r>
+      <w:proofErr w:type="spellEnd"/>
+      <w:r>
+        <w:t xml:space="preserve"> </w:t>
+      </w:r>
+      <w:proofErr w:type="spellStart"/>
+      <w:r>
+        <w:t>registerSchema</w:t>
+      </w:r>
+      <w:proofErr w:type="spellEnd"/>
+      <w:r>
+        <w:t>&gt;;</w:t>
+      </w:r>
+    </w:p>
+    <w:p>
+      <w:pPr>
+        <w:spacing w:before="100"/>
+      </w:pPr>
+      <w:r>
+        <w:t>Answer: It automatically derives a TypeScript type from the Zod schema.</w:t>
+      </w:r>
+    </w:p>
+    <w:p>
+      <w:pPr>
+        <w:numPr>
+          <w:ilvl w:val="0"/>
+          <w:numId w:val="30"/>
+        </w:numPr>
+        <w:spacing w:before="100"/>
+      </w:pPr>
+      <w:proofErr w:type="spellStart"/>
+      <w:r>
+        <w:t>typeof</w:t>
+      </w:r>
+      <w:proofErr w:type="spellEnd"/>
+      <w:r>
+        <w:t xml:space="preserve"> </w:t>
+      </w:r>
+      <w:proofErr w:type="spellStart"/>
+      <w:r>
+        <w:t>registerSchema</w:t>
+      </w:r>
+      <w:proofErr w:type="spellEnd"/>
+      <w:r>
+        <w:t xml:space="preserve"> gets the type of the schema variable.</w:t>
+      </w:r>
+    </w:p>
+    <w:p>
+      <w:pPr>
+        <w:numPr>
+          <w:ilvl w:val="0"/>
+          <w:numId w:val="30"/>
+        </w:numPr>
+        <w:spacing w:before="100"/>
+      </w:pPr>
+      <w:proofErr w:type="spellStart"/>
+      <w:proofErr w:type="gramStart"/>
+      <w:r>
+        <w:t>z.infer</w:t>
+      </w:r>
+      <w:proofErr w:type="spellEnd"/>
+      <w:proofErr w:type="gramEnd"/>
+      <w:r>
+        <w:t>&lt;...&gt; derives the type of the data accepted by that schema.</w:t>
+      </w:r>
+    </w:p>
+    <w:p>
+      <w:pPr>
+        <w:numPr>
+          <w:ilvl w:val="0"/>
+          <w:numId w:val="30"/>
+        </w:numPr>
+        <w:spacing w:before="100"/>
+      </w:pPr>
+      <w:proofErr w:type="spellStart"/>
+      <w:r>
+        <w:t>RegisterInput</w:t>
+      </w:r>
+      <w:proofErr w:type="spellEnd"/>
+      <w:r>
+        <w:t xml:space="preserve"> can then be used to type the registration data in our service.</w:t>
+      </w:r>
+    </w:p>
+    <w:p>
+      <w:pPr>
+        <w:spacing w:before="100"/>
+        <w:rPr>
+          <w:b/>
+          <w:bCs/>
+          <w:sz w:val="32"/>
+          <w:szCs w:val="32"/>
+        </w:rPr>
+      </w:pPr>
+      <w:r>
+        <w:rPr>
+          <w:sz w:val="32"/>
+          <w:szCs w:val="32"/>
+        </w:rPr>
+        <w:t>.</w:t>
+      </w:r>
+      <w:r>
+        <w:rPr>
+          <w:rFonts w:ascii="Courier New" w:eastAsia="Times New Roman" w:hAnsi="Courier New" w:cs="Courier New"/>
+          <w:b/>
+          <w:bCs/>
+          <w:kern w:val="0"/>
+          <w:sz w:val="32"/>
+          <w:szCs w:val="32"/>
+          <w:lang w:eastAsia="en-IN"/>
+          <w14:ligatures w14:val="none"/>
+        </w:rPr>
+        <w:t xml:space="preserve"> </w:t>
+      </w:r>
+      <w:proofErr w:type="spellStart"/>
+      <w:proofErr w:type="gramStart"/>
+      <w:r>
+        <w:rPr>
+          <w:b/>
+          <w:bCs/>
+          <w:sz w:val="32"/>
+          <w:szCs w:val="32"/>
+        </w:rPr>
+        <w:t>tsconfig.json</w:t>
+      </w:r>
+      <w:proofErr w:type="spellEnd"/>
+      <w:proofErr w:type="gramEnd"/>
+    </w:p>
+    <w:p>
+      <w:pPr>
+        <w:spacing w:before="100" w:after="100"/>
+      </w:pPr>
+      <w:r>
+        <w:t>{</w:t>
+      </w:r>
+    </w:p>
+    <w:p>
+      <w:pPr>
+        <w:spacing w:before="100" w:after="100"/>
+      </w:pPr>
+      <w:r>
+        <w:t xml:space="preserve">  "</w:t>
+      </w:r>
+      <w:proofErr w:type="spellStart"/>
+      <w:r>
+        <w:t>compilerOptions</w:t>
+      </w:r>
+      <w:proofErr w:type="spellEnd"/>
+      <w:r>
+        <w:t>": {</w:t>
+      </w:r>
+    </w:p>
+    <w:p>
+      <w:pPr>
+        <w:spacing w:before="100" w:after="100"/>
+      </w:pPr>
+      <w:r>
+        <w:t xml:space="preserve">    "target": "ES2022",</w:t>
+      </w:r>
+    </w:p>
+    <w:p>
+      <w:pPr>
+        <w:spacing w:before="100" w:after="100"/>
+      </w:pPr>
+      <w:r>
+        <w:t xml:space="preserve">    "module": "</w:t>
+      </w:r>
+      <w:proofErr w:type="spellStart"/>
+      <w:r>
+        <w:t>NodeNext</w:t>
+      </w:r>
+      <w:proofErr w:type="spellEnd"/>
+      <w:r>
+        <w:t>",</w:t>
+      </w:r>
+    </w:p>
+    <w:p>
+      <w:pPr>
+        <w:spacing w:before="100" w:after="100"/>
+      </w:pPr>
+      <w:r>
+        <w:t xml:space="preserve">    "</w:t>
+      </w:r>
+      <w:proofErr w:type="spellStart"/>
+      <w:r>
+        <w:t>moduleResolution</w:t>
+      </w:r>
+      <w:proofErr w:type="spellEnd"/>
+      <w:r>
+        <w:t>": "</w:t>
+      </w:r>
+      <w:proofErr w:type="spellStart"/>
+      <w:r>
+        <w:t>NodeNext</w:t>
+      </w:r>
+      <w:proofErr w:type="spellEnd"/>
+      <w:r>
+        <w:t>",</w:t>
+      </w:r>
+    </w:p>
+    <w:p>
+      <w:pPr>
+        <w:spacing w:before="100" w:after="100"/>
+      </w:pPr>
+      <w:r>
+        <w:t xml:space="preserve">    "</w:t>
+      </w:r>
+      <w:proofErr w:type="spellStart"/>
+      <w:r>
+        <w:t>rootDir</w:t>
+      </w:r>
+      <w:proofErr w:type="spellEnd"/>
+      <w:r>
+        <w:t xml:space="preserve">": </w:t>
+      </w:r>
+      <w:proofErr w:type="gramStart"/>
+      <w:r>
+        <w:t>"./</w:t>
+      </w:r>
+      <w:proofErr w:type="spellStart"/>
+      <w:proofErr w:type="gramEnd"/>
+      <w:r>
+        <w:t>src</w:t>
+      </w:r>
+      <w:proofErr w:type="spellEnd"/>
+      <w:r>
+        <w:t>",</w:t>
+      </w:r>
+    </w:p>
+    <w:p>
+      <w:pPr>
+        <w:spacing w:before="100" w:after="100"/>
+      </w:pPr>
+      <w:r>
+        <w:t xml:space="preserve">    "</w:t>
+      </w:r>
+      <w:proofErr w:type="spellStart"/>
+      <w:r>
+        <w:t>outDir</w:t>
+      </w:r>
+      <w:proofErr w:type="spellEnd"/>
+      <w:r>
+        <w:t xml:space="preserve">": </w:t>
+      </w:r>
+      <w:proofErr w:type="gramStart"/>
+      <w:r>
+        <w:t>"./</w:t>
+      </w:r>
+      <w:proofErr w:type="spellStart"/>
+      <w:proofErr w:type="gramEnd"/>
+      <w:r>
+        <w:t>dist</w:t>
+      </w:r>
+      <w:proofErr w:type="spellEnd"/>
+      <w:r>
+        <w:t>",</w:t>
+      </w:r>
+    </w:p>
+    <w:p>
+      <w:pPr>
+        <w:spacing w:before="100" w:after="100"/>
+      </w:pPr>
+      <w:r>
+        <w:t xml:space="preserve">    "strict": true,</w:t>
+      </w:r>
+    </w:p>
+    <w:p>
+      <w:pPr>
+        <w:spacing w:before="100" w:after="100"/>
+      </w:pPr>
+      <w:r>
+        <w:t xml:space="preserve">    "</w:t>
+      </w:r>
+      <w:proofErr w:type="spellStart"/>
+      <w:r>
+        <w:t>esModuleInterop</w:t>
+      </w:r>
+      <w:proofErr w:type="spellEnd"/>
+      <w:r>
+        <w:t>": true,</w:t>
+      </w:r>
+    </w:p>
+    <w:p>
+      <w:pPr>
+        <w:spacing w:before="100" w:after="100"/>
+      </w:pPr>
+      <w:r>
+        <w:t xml:space="preserve">    "</w:t>
+      </w:r>
+      <w:proofErr w:type="spellStart"/>
+      <w:r>
+        <w:t>skipLibCheck</w:t>
+      </w:r>
+      <w:proofErr w:type="spellEnd"/>
+      <w:r>
+        <w:t>": true</w:t>
+      </w:r>
+    </w:p>
+    <w:p>
+      <w:pPr>
+        <w:spacing w:before="100" w:after="100"/>
+      </w:pPr>
+      <w:r>
+        <w:t xml:space="preserve">  }</w:t>
+      </w:r>
+    </w:p>
+    <w:p>
+      <w:pPr>
+        <w:spacing w:before="100" w:after="100"/>
+      </w:pPr>
+      <w:r>
+        <w:t>}</w:t>
+      </w:r>
+    </w:p>
+    <w:p>
+      <w:pPr>
+        <w:spacing w:before="100" w:after="100"/>
+      </w:pPr>
+      <w:r>
+        <w:t>Here's what each option means:</w:t>
+      </w:r>
+    </w:p>
+    <w:p>
+      <w:pPr>
+        <w:spacing w:before="100" w:after="100"/>
+      </w:pPr>
+    </w:p>
+    <w:tbl>
+      <w:tblPr>
+        <w:tblStyle w:val="TableGrid"/>
+        <w:tblW w:w="0" w:type="auto"/>
+        <w:tblLook w:val="04A0" w:firstRow="1" w:lastRow="0" w:firstColumn="1" w:lastColumn="0" w:noHBand="0" w:noVBand="1"/>
+      </w:tblPr>
+      <w:tblGrid>
+        <w:gridCol w:w="1995"/>
+        <w:gridCol w:w="6989"/>
+      </w:tblGrid>
+      <w:tr>
+        <w:tc>
+          <w:tcPr>
+            <w:tcW w:w="0" w:type="auto"/>
+            <w:hideMark/>
+          </w:tcPr>
+          <w:p>
+            <w:pPr>
+              <w:spacing w:before="100" w:after="100" w:line="278" w:lineRule="auto"/>
+              <w:rPr>
+                <w:b/>
+                <w:bCs/>
+              </w:rPr>
+            </w:pPr>
+            <w:r>
+              <w:rPr>
+                <w:b/>
+                <w:bCs/>
+              </w:rPr>
+              <w:lastRenderedPageBreak/>
+              <w:t>Setting</w:t>
+            </w:r>
+          </w:p>
+        </w:tc>
+        <w:tc>
+          <w:tcPr>
+            <w:tcW w:w="0" w:type="auto"/>
+            <w:hideMark/>
+          </w:tcPr>
+          <w:p>
+            <w:pPr>
+              <w:spacing w:before="100" w:after="100" w:line="278" w:lineRule="auto"/>
+              <w:rPr>
+                <w:b/>
+                <w:bCs/>
+              </w:rPr>
+            </w:pPr>
+            <w:r>
+              <w:rPr>
+                <w:b/>
+                <w:bCs/>
+              </w:rPr>
+              <w:t>Simple explanation</w:t>
+            </w:r>
+          </w:p>
+        </w:tc>
+      </w:tr>
+      <w:tr>
+        <w:tc>
+          <w:tcPr>
+            <w:tcW w:w="0" w:type="auto"/>
+            <w:hideMark/>
+          </w:tcPr>
+          <w:p>
+            <w:pPr>
+              <w:spacing w:before="100" w:after="100" w:line="278" w:lineRule="auto"/>
+            </w:pPr>
+            <w:r>
+              <w:t>target</w:t>
+            </w:r>
+          </w:p>
+        </w:tc>
+        <w:tc>
+          <w:tcPr>
+            <w:tcW w:w="0" w:type="auto"/>
+            <w:hideMark/>
+          </w:tcPr>
+          <w:p>
+            <w:pPr>
+              <w:spacing w:before="100" w:after="100" w:line="278" w:lineRule="auto"/>
+            </w:pPr>
+            <w:r>
+              <w:t>Which JavaScript version to generate.</w:t>
+            </w:r>
+          </w:p>
+        </w:tc>
+      </w:tr>
+      <w:tr>
+        <w:tc>
+          <w:tcPr>
+            <w:tcW w:w="0" w:type="auto"/>
+            <w:hideMark/>
+          </w:tcPr>
+          <w:p>
+            <w:pPr>
+              <w:spacing w:before="100" w:after="100" w:line="278" w:lineRule="auto"/>
+            </w:pPr>
+            <w:r>
+              <w:t>module</w:t>
+            </w:r>
+          </w:p>
+        </w:tc>
+        <w:tc>
+          <w:tcPr>
+            <w:tcW w:w="0" w:type="auto"/>
+            <w:hideMark/>
+          </w:tcPr>
+          <w:p>
+            <w:pPr>
+              <w:spacing w:before="100" w:after="100" w:line="278" w:lineRule="auto"/>
+            </w:pPr>
+            <w:r>
+              <w:t>Which module system TypeScript should use.</w:t>
+            </w:r>
+          </w:p>
+        </w:tc>
+      </w:tr>
+      <w:tr>
+        <w:tc>
+          <w:tcPr>
+            <w:tcW w:w="0" w:type="auto"/>
+            <w:hideMark/>
+          </w:tcPr>
+          <w:p>
+            <w:pPr>
+              <w:spacing w:before="100" w:after="100" w:line="278" w:lineRule="auto"/>
+            </w:pPr>
+            <w:proofErr w:type="spellStart"/>
+            <w:r>
+              <w:t>moduleResolution</w:t>
+            </w:r>
+            <w:proofErr w:type="spellEnd"/>
+          </w:p>
+        </w:tc>
+        <w:tc>
+          <w:tcPr>
+            <w:tcW w:w="0" w:type="auto"/>
+            <w:hideMark/>
+          </w:tcPr>
+          <w:p>
+            <w:pPr>
+              <w:spacing w:before="100" w:after="100" w:line="278" w:lineRule="auto"/>
+            </w:pPr>
+            <w:r>
+              <w:t>How TypeScript finds imported files.</w:t>
+            </w:r>
+          </w:p>
+        </w:tc>
+      </w:tr>
+      <w:tr>
+        <w:tc>
+          <w:tcPr>
+            <w:tcW w:w="0" w:type="auto"/>
+            <w:hideMark/>
+          </w:tcPr>
+          <w:p>
+            <w:pPr>
+              <w:spacing w:before="100" w:after="100" w:line="278" w:lineRule="auto"/>
+            </w:pPr>
+            <w:proofErr w:type="spellStart"/>
+            <w:r>
+              <w:t>rootDir</w:t>
+            </w:r>
+            <w:proofErr w:type="spellEnd"/>
+          </w:p>
+        </w:tc>
+        <w:tc>
+          <w:tcPr>
+            <w:tcW w:w="0" w:type="auto"/>
+            <w:hideMark/>
+          </w:tcPr>
+          <w:p>
+            <w:pPr>
+              <w:spacing w:before="100" w:after="100" w:line="278" w:lineRule="auto"/>
+            </w:pPr>
+            <w:r>
+              <w:t>Where your TypeScript source files are located.</w:t>
+            </w:r>
+          </w:p>
+        </w:tc>
+      </w:tr>
+      <w:tr>
+        <w:tc>
+          <w:tcPr>
+            <w:tcW w:w="0" w:type="auto"/>
+            <w:hideMark/>
+          </w:tcPr>
+          <w:p>
+            <w:pPr>
+              <w:spacing w:before="100" w:after="100" w:line="278" w:lineRule="auto"/>
+            </w:pPr>
+            <w:proofErr w:type="spellStart"/>
+            <w:r>
+              <w:t>outDir</w:t>
+            </w:r>
+            <w:proofErr w:type="spellEnd"/>
+          </w:p>
+        </w:tc>
+        <w:tc>
+          <w:tcPr>
+            <w:tcW w:w="0" w:type="auto"/>
+            <w:hideMark/>
+          </w:tcPr>
+          <w:p>
+            <w:pPr>
+              <w:spacing w:before="100" w:after="100" w:line="278" w:lineRule="auto"/>
+            </w:pPr>
+            <w:r>
+              <w:t>Where compiled JavaScript files are saved.</w:t>
+            </w:r>
+          </w:p>
+        </w:tc>
+      </w:tr>
+      <w:tr>
+        <w:tc>
+          <w:tcPr>
+            <w:tcW w:w="0" w:type="auto"/>
+            <w:hideMark/>
+          </w:tcPr>
+          <w:p>
+            <w:pPr>
+              <w:spacing w:before="100" w:after="100" w:line="278" w:lineRule="auto"/>
+            </w:pPr>
+            <w:r>
+              <w:t>strict</w:t>
+            </w:r>
+          </w:p>
+        </w:tc>
+        <w:tc>
+          <w:tcPr>
+            <w:tcW w:w="0" w:type="auto"/>
+            <w:hideMark/>
+          </w:tcPr>
+          <w:p>
+            <w:pPr>
+              <w:spacing w:before="100" w:after="100" w:line="278" w:lineRule="auto"/>
+            </w:pPr>
+            <w:r>
+              <w:t>Enables stricter type checking to catch mistakes.</w:t>
+            </w:r>
+          </w:p>
+        </w:tc>
+      </w:tr>
+      <w:tr>
+        <w:tc>
+          <w:tcPr>
+            <w:tcW w:w="0" w:type="auto"/>
+            <w:hideMark/>
+          </w:tcPr>
+          <w:p>
+            <w:pPr>
+              <w:spacing w:before="100" w:after="100" w:line="278" w:lineRule="auto"/>
+            </w:pPr>
+            <w:proofErr w:type="spellStart"/>
+            <w:r>
+              <w:t>esModuleInterop</w:t>
+            </w:r>
+            <w:proofErr w:type="spellEnd"/>
+          </w:p>
+        </w:tc>
+        <w:tc>
+          <w:tcPr>
+            <w:tcW w:w="0" w:type="auto"/>
+            <w:hideMark/>
+          </w:tcPr>
+          <w:p>
+            <w:pPr>
+              <w:spacing w:before="100" w:after="100" w:line="278" w:lineRule="auto"/>
+            </w:pPr>
+            <w:r>
+              <w:t xml:space="preserve">Helps with compatibility between </w:t>
+            </w:r>
+            <w:proofErr w:type="spellStart"/>
+            <w:r>
+              <w:t>CommonJS</w:t>
+            </w:r>
+            <w:proofErr w:type="spellEnd"/>
+            <w:r>
+              <w:t xml:space="preserve"> and ES module imports.</w:t>
+            </w:r>
+          </w:p>
+        </w:tc>
+      </w:tr>
+      <w:tr>
+        <w:tc>
+          <w:tcPr>
+            <w:tcW w:w="0" w:type="auto"/>
+            <w:hideMark/>
+          </w:tcPr>
+          <w:p>
+            <w:pPr>
+              <w:spacing w:before="100" w:after="100" w:line="278" w:lineRule="auto"/>
+            </w:pPr>
+            <w:proofErr w:type="spellStart"/>
+            <w:r>
+              <w:t>skipLibCheck</w:t>
+            </w:r>
+            <w:proofErr w:type="spellEnd"/>
+          </w:p>
+        </w:tc>
+        <w:tc>
+          <w:tcPr>
+            <w:tcW w:w="0" w:type="auto"/>
+            <w:hideMark/>
+          </w:tcPr>
+          <w:p>
+            <w:pPr>
+              <w:spacing w:before="100" w:after="100" w:line="278" w:lineRule="auto"/>
+            </w:pPr>
+            <w:r>
+              <w:t>Skips type-checking declaration files from dependencies.</w:t>
+            </w:r>
+          </w:p>
+        </w:tc>
+      </w:tr>
+    </w:tbl>
+    <w:p>
+      <w:pPr>
+        <w:spacing w:before="100" w:after="100"/>
+      </w:pPr>
+    </w:p>
+    <w:p>
+      <w:pPr>
+        <w:spacing w:before="100" w:after="100"/>
+        <w:rPr>
+          <w:b/>
+          <w:bCs/>
+          <w:sz w:val="36"/>
+          <w:szCs w:val="36"/>
+        </w:rPr>
+      </w:pPr>
+      <w:r>
+        <w:rPr>
+          <w:b/>
+          <w:bCs/>
+          <w:sz w:val="36"/>
+          <w:szCs w:val="36"/>
+        </w:rPr>
+        <w:t>Paranoid</w:t>
+      </w:r>
+    </w:p>
+    <w:p>
+      <w:pPr>
+        <w:spacing w:before="100"/>
+      </w:pPr>
+      <w:r>
+        <w:t>paranoid is an option that allows you to soft-delete records instead of permanently deleting them.</w:t>
+      </w:r>
+    </w:p>
+    <w:p>
+      <w:pPr>
+        <w:spacing w:before="100"/>
+        <w:rPr>
+          <w:b/>
+          <w:bCs/>
+        </w:rPr>
+      </w:pPr>
+      <w:r>
+        <w:rPr>
+          <w:b/>
+          <w:bCs/>
+        </w:rPr>
+        <w:t>1. Without paranoid</w:t>
+      </w:r>
+    </w:p>
+    <w:p>
+      <w:pPr>
+        <w:spacing w:before="100"/>
+      </w:pPr>
+      <w:r>
+        <w:t>Suppose your users table contains:</w:t>
+      </w:r>
+    </w:p>
+    <w:tbl>
+      <w:tblPr>
+        <w:tblStyle w:val="TableGrid"/>
+        <w:tblW w:w="2579" w:type="dxa"/>
+        <w:tblLook w:val="04A0" w:firstRow="1" w:lastRow="0" w:firstColumn="1" w:lastColumn="0" w:noHBand="0" w:noVBand="1"/>
+      </w:tblPr>
+      <w:tblGrid>
+        <w:gridCol w:w="646"/>
+        <w:gridCol w:w="1933"/>
+      </w:tblGrid>
+      <w:tr>
+        <w:trPr>
+          <w:trHeight w:val="296"/>
+        </w:trPr>
+        <w:tc>
+          <w:tcPr>
+            <w:tcW w:w="0" w:type="auto"/>
+            <w:hideMark/>
+          </w:tcPr>
+          <w:p>
+            <w:pPr>
+              <w:spacing w:before="100" w:after="160" w:line="278" w:lineRule="auto"/>
+              <w:rPr>
+                <w:b/>
+                <w:bCs/>
+              </w:rPr>
+            </w:pPr>
+            <w:r>
+              <w:rPr>
+                <w:b/>
+                <w:bCs/>
+              </w:rPr>
+              <w:t>id</w:t>
+            </w:r>
+          </w:p>
+        </w:tc>
+        <w:tc>
+          <w:tcPr>
+            <w:tcW w:w="0" w:type="auto"/>
+            <w:hideMark/>
+          </w:tcPr>
+          <w:p>
+            <w:pPr>
+              <w:spacing w:before="100" w:after="160" w:line="278" w:lineRule="auto"/>
+              <w:rPr>
+                <w:b/>
+                <w:bCs/>
+              </w:rPr>
+            </w:pPr>
+            <w:r>
+              <w:rPr>
+                <w:b/>
+                <w:bCs/>
+              </w:rPr>
+              <w:t>username</w:t>
+            </w:r>
+          </w:p>
+        </w:tc>
+      </w:tr>
+      <w:tr>
+        <w:trPr>
+          <w:trHeight w:val="296"/>
+        </w:trPr>
+        <w:tc>
+          <w:tcPr>
+            <w:tcW w:w="0" w:type="auto"/>
+            <w:hideMark/>
+          </w:tcPr>
+          <w:p>
+            <w:pPr>
+              <w:spacing w:before="100" w:after="160" w:line="278" w:lineRule="auto"/>
+            </w:pPr>
+            <w:r>
+              <w:t>1</w:t>
+            </w:r>
+          </w:p>
+        </w:tc>
+        <w:tc>
+          <w:tcPr>
+            <w:tcW w:w="0" w:type="auto"/>
+            <w:hideMark/>
+          </w:tcPr>
+          <w:p>
+            <w:pPr>
+              <w:spacing w:before="100" w:after="160" w:line="278" w:lineRule="auto"/>
+            </w:pPr>
+            <w:r>
+              <w:t>Pradeep</w:t>
+            </w:r>
+          </w:p>
+        </w:tc>
+      </w:tr>
+      <w:tr>
+        <w:trPr>
+          <w:trHeight w:val="291"/>
+        </w:trPr>
+        <w:tc>
+          <w:tcPr>
+            <w:tcW w:w="0" w:type="auto"/>
+            <w:hideMark/>
+          </w:tcPr>
+          <w:p>
+            <w:pPr>
+              <w:spacing w:before="100" w:after="160" w:line="278" w:lineRule="auto"/>
+            </w:pPr>
+            <w:r>
+              <w:t>2</w:t>
+            </w:r>
+          </w:p>
+        </w:tc>
+        <w:tc>
+          <w:tcPr>
+            <w:tcW w:w="0" w:type="auto"/>
+            <w:hideMark/>
+          </w:tcPr>
+          <w:p>
+            <w:pPr>
+              <w:spacing w:before="100" w:after="160" w:line="278" w:lineRule="auto"/>
+            </w:pPr>
+            <w:r>
+              <w:t>Rahul</w:t>
+            </w:r>
+          </w:p>
+        </w:tc>
+      </w:tr>
+    </w:tbl>
+    <w:p>
+      <w:pPr>
+        <w:spacing w:before="100"/>
+      </w:pPr>
+      <w:r>
+        <w:t>If you run:</w:t>
+      </w:r>
+    </w:p>
+    <w:p>
+      <w:pPr>
+        <w:spacing w:before="100"/>
+      </w:pPr>
+      <w:r>
+        <w:t xml:space="preserve">await </w:t>
+      </w:r>
+      <w:proofErr w:type="spellStart"/>
+      <w:r>
+        <w:t>User.destroy</w:t>
+      </w:r>
+      <w:proofErr w:type="spellEnd"/>
+      <w:r>
+        <w:t>({</w:t>
+      </w:r>
+    </w:p>
+    <w:p>
+      <w:pPr>
+        <w:spacing w:before="100"/>
+      </w:pPr>
+      <w:r>
+        <w:t xml:space="preserve">    where: </w:t>
+      </w:r>
+      <w:proofErr w:type="gramStart"/>
+      <w:r>
+        <w:t>{ id</w:t>
+      </w:r>
+      <w:proofErr w:type="gramEnd"/>
+      <w:r>
+        <w:t xml:space="preserve">: </w:t>
+      </w:r>
+      <w:proofErr w:type="gramStart"/>
+      <w:r>
+        <w:t>1 }</w:t>
+      </w:r>
+      <w:proofErr w:type="gramEnd"/>
+    </w:p>
+    <w:p>
+      <w:pPr>
+        <w:spacing w:before="100"/>
+      </w:pPr>
+      <w:r>
+        <w:t>});</w:t>
+      </w:r>
+    </w:p>
+    <w:p>
+      <w:pPr>
+        <w:spacing w:before="100"/>
+      </w:pPr>
+      <w:r>
+        <w:t>The user with id = 1 is permanently deleted from the database.</w:t>
+      </w:r>
+    </w:p>
+    <w:p>
+      <w:pPr>
+        <w:spacing w:before="100"/>
+        <w:rPr>
+          <w:b/>
+          <w:bCs/>
+        </w:rPr>
+      </w:pPr>
+      <w:r>
+        <w:rPr>
+          <w:b/>
+          <w:bCs/>
+        </w:rPr>
+        <w:t>2. With paranoid: true</w:t>
+      </w:r>
+    </w:p>
+    <w:p>
+      <w:pPr>
+        <w:spacing w:before="100"/>
+      </w:pPr>
+      <w:r>
+        <w:t>In your model, enable it like this:</w:t>
+      </w:r>
+    </w:p>
+    <w:p>
+      <w:pPr>
+        <w:spacing w:before="100"/>
+      </w:pPr>
+      <w:r>
+        <w:t>@</w:t>
+      </w:r>
+      <w:proofErr w:type="gramStart"/>
+      <w:r>
+        <w:t>Table(</w:t>
+      </w:r>
+      <w:proofErr w:type="gramEnd"/>
+      <w:r>
+        <w:t>{</w:t>
+      </w:r>
+    </w:p>
+    <w:p>
+      <w:pPr>
+        <w:spacing w:before="100"/>
+      </w:pPr>
+      <w:r>
+        <w:t xml:space="preserve">    </w:t>
+      </w:r>
+      <w:proofErr w:type="spellStart"/>
+      <w:r>
+        <w:t>tableName</w:t>
+      </w:r>
+      <w:proofErr w:type="spellEnd"/>
+      <w:r>
+        <w:t>: "users",</w:t>
+      </w:r>
+    </w:p>
+    <w:p>
+      <w:pPr>
+        <w:spacing w:before="100"/>
+      </w:pPr>
+      <w:r>
+        <w:t xml:space="preserve">    timestamps: true,</w:t>
+      </w:r>
+    </w:p>
+    <w:p>
+      <w:pPr>
+        <w:spacing w:before="100"/>
+      </w:pPr>
+      <w:r>
+        <w:t xml:space="preserve">    paranoid: true</w:t>
+      </w:r>
+    </w:p>
+    <w:p>
+      <w:pPr>
+        <w:spacing w:before="100"/>
+      </w:pPr>
+      <w:r>
+        <w:t>})</w:t>
+      </w:r>
+    </w:p>
+    <w:p>
+      <w:pPr>
+        <w:spacing w:before="100"/>
+      </w:pPr>
+      <w:r>
+        <w:lastRenderedPageBreak/>
+        <w:t xml:space="preserve">Now, when you run the same </w:t>
+      </w:r>
+      <w:proofErr w:type="gramStart"/>
+      <w:r>
+        <w:t>destroy(</w:t>
+      </w:r>
+      <w:proofErr w:type="gramEnd"/>
+      <w:r>
+        <w:t xml:space="preserve">) command, </w:t>
+      </w:r>
+      <w:proofErr w:type="spellStart"/>
+      <w:r>
+        <w:t>Sequelize</w:t>
+      </w:r>
+      <w:proofErr w:type="spellEnd"/>
+      <w:r>
+        <w:t xml:space="preserve"> doesn't actually remove the row. Instead, it sets the </w:t>
+      </w:r>
+      <w:proofErr w:type="spellStart"/>
+      <w:r>
+        <w:t>deletedAt</w:t>
+      </w:r>
+      <w:proofErr w:type="spellEnd"/>
+      <w:r>
+        <w:t xml:space="preserve"> column to the current date and time.</w:t>
+      </w:r>
+    </w:p>
+    <w:tbl>
+      <w:tblPr>
+        <w:tblStyle w:val="TableGrid"/>
+        <w:tblW w:w="3614" w:type="dxa"/>
+        <w:tblLook w:val="04A0" w:firstRow="1" w:lastRow="0" w:firstColumn="1" w:lastColumn="0" w:noHBand="0" w:noVBand="1"/>
+      </w:tblPr>
+      <w:tblGrid>
+        <w:gridCol w:w="410"/>
+        <w:gridCol w:w="1230"/>
+        <w:gridCol w:w="1974"/>
+      </w:tblGrid>
+      <w:tr>
+        <w:trPr>
+          <w:trHeight w:val="422"/>
+        </w:trPr>
+        <w:tc>
+          <w:tcPr>
+            <w:tcW w:w="0" w:type="auto"/>
+            <w:hideMark/>
+          </w:tcPr>
+          <w:p>
+            <w:pPr>
+              <w:spacing w:before="100" w:after="160" w:line="278" w:lineRule="auto"/>
+              <w:rPr>
+                <w:b/>
+                <w:bCs/>
+              </w:rPr>
+            </w:pPr>
+            <w:r>
+              <w:rPr>
+                <w:b/>
+                <w:bCs/>
+              </w:rPr>
+              <w:t>id</w:t>
+            </w:r>
+          </w:p>
+        </w:tc>
+        <w:tc>
+          <w:tcPr>
+            <w:tcW w:w="0" w:type="auto"/>
+            <w:hideMark/>
+          </w:tcPr>
+          <w:p>
+            <w:pPr>
+              <w:spacing w:before="100" w:after="160" w:line="278" w:lineRule="auto"/>
+              <w:rPr>
+                <w:b/>
+                <w:bCs/>
+              </w:rPr>
+            </w:pPr>
+            <w:r>
+              <w:rPr>
+                <w:b/>
+                <w:bCs/>
+              </w:rPr>
+              <w:t>username</w:t>
+            </w:r>
+          </w:p>
+        </w:tc>
+        <w:tc>
+          <w:tcPr>
+            <w:tcW w:w="0" w:type="auto"/>
+            <w:hideMark/>
+          </w:tcPr>
+          <w:p>
+            <w:pPr>
+              <w:spacing w:before="100" w:after="160" w:line="278" w:lineRule="auto"/>
+              <w:rPr>
+                <w:b/>
+                <w:bCs/>
+              </w:rPr>
+            </w:pPr>
+            <w:proofErr w:type="spellStart"/>
+            <w:r>
+              <w:rPr>
+                <w:b/>
+                <w:bCs/>
+              </w:rPr>
+              <w:t>deletedAt</w:t>
+            </w:r>
+            <w:proofErr w:type="spellEnd"/>
+          </w:p>
+        </w:tc>
+      </w:tr>
+      <w:tr>
+        <w:trPr>
+          <w:trHeight w:val="422"/>
+        </w:trPr>
+        <w:tc>
+          <w:tcPr>
+            <w:tcW w:w="0" w:type="auto"/>
+            <w:hideMark/>
+          </w:tcPr>
+          <w:p>
+            <w:pPr>
+              <w:spacing w:before="100" w:after="160" w:line="278" w:lineRule="auto"/>
+            </w:pPr>
+            <w:r>
+              <w:t>1</w:t>
+            </w:r>
+          </w:p>
+        </w:tc>
+        <w:tc>
+          <w:tcPr>
+            <w:tcW w:w="0" w:type="auto"/>
+            <w:hideMark/>
+          </w:tcPr>
+          <w:p>
+            <w:pPr>
+              <w:spacing w:before="100" w:after="160" w:line="278" w:lineRule="auto"/>
+            </w:pPr>
+            <w:r>
+              <w:t>Pradeep</w:t>
+            </w:r>
+          </w:p>
+        </w:tc>
+        <w:tc>
+          <w:tcPr>
+            <w:tcW w:w="0" w:type="auto"/>
+            <w:hideMark/>
+          </w:tcPr>
+          <w:p>
+            <w:pPr>
+              <w:spacing w:before="100" w:after="160" w:line="278" w:lineRule="auto"/>
+            </w:pPr>
+            <w:r>
+              <w:t>2026-10-16 11:30</w:t>
+            </w:r>
+          </w:p>
+        </w:tc>
+      </w:tr>
+      <w:tr>
+        <w:trPr>
+          <w:trHeight w:val="414"/>
+        </w:trPr>
+        <w:tc>
+          <w:tcPr>
+            <w:tcW w:w="0" w:type="auto"/>
+            <w:hideMark/>
+          </w:tcPr>
+          <w:p>
+            <w:pPr>
+              <w:spacing w:before="100" w:after="160" w:line="278" w:lineRule="auto"/>
+            </w:pPr>
+            <w:r>
+              <w:t>2</w:t>
+            </w:r>
+          </w:p>
+        </w:tc>
+        <w:tc>
+          <w:tcPr>
+            <w:tcW w:w="0" w:type="auto"/>
+            <w:hideMark/>
+          </w:tcPr>
+          <w:p>
+            <w:pPr>
+              <w:spacing w:before="100" w:after="160" w:line="278" w:lineRule="auto"/>
+            </w:pPr>
+            <w:r>
+              <w:t>Rahul</w:t>
+            </w:r>
+          </w:p>
+        </w:tc>
+        <w:tc>
+          <w:tcPr>
+            <w:tcW w:w="0" w:type="auto"/>
+            <w:hideMark/>
+          </w:tcPr>
+          <w:p>
+            <w:pPr>
+              <w:spacing w:before="100" w:after="160" w:line="278" w:lineRule="auto"/>
+            </w:pPr>
+            <w:r>
+              <w:t>NULL</w:t>
+            </w:r>
+          </w:p>
+        </w:tc>
+      </w:tr>
+    </w:tbl>
+    <w:p>
+      <w:pPr>
+        <w:spacing w:before="100"/>
+      </w:pPr>
+      <w:r>
+        <w:t xml:space="preserve">The deleted user remains in the database, but </w:t>
+      </w:r>
+      <w:proofErr w:type="spellStart"/>
+      <w:r>
+        <w:t>Sequelize's</w:t>
+      </w:r>
+      <w:proofErr w:type="spellEnd"/>
+      <w:r>
+        <w:t xml:space="preserve"> normal queries hide that user.</w:t>
+      </w:r>
+    </w:p>
+    <w:p>
+      <w:pPr>
+        <w:spacing w:before="100"/>
+        <w:rPr>
+          <w:b/>
+          <w:bCs/>
+        </w:rPr>
+      </w:pPr>
+      <w:r>
+        <w:rPr>
+          <w:b/>
+          <w:bCs/>
+        </w:rPr>
+        <w:t>3. Important points</w:t>
+      </w:r>
+    </w:p>
+    <w:p>
+      <w:pPr>
+        <w:numPr>
+          <w:ilvl w:val="0"/>
+          <w:numId w:val="31"/>
+        </w:numPr>
+        <w:spacing w:before="100"/>
+      </w:pPr>
+      <w:r>
+        <w:t>paranoid: true requires timestamps to be enabled.</w:t>
+      </w:r>
+    </w:p>
+    <w:p>
+      <w:pPr>
+        <w:numPr>
+          <w:ilvl w:val="0"/>
+          <w:numId w:val="31"/>
+        </w:numPr>
+        <w:spacing w:before="100"/>
+      </w:pPr>
+      <w:proofErr w:type="spellStart"/>
+      <w:r>
+        <w:t>Sequelize</w:t>
+      </w:r>
+      <w:proofErr w:type="spellEnd"/>
+      <w:r>
+        <w:t xml:space="preserve"> normally excludes soft-deleted records from </w:t>
+      </w:r>
+      <w:proofErr w:type="spellStart"/>
+      <w:proofErr w:type="gramStart"/>
+      <w:r>
+        <w:t>findAll</w:t>
+      </w:r>
+      <w:proofErr w:type="spellEnd"/>
+      <w:r>
+        <w:t>(</w:t>
+      </w:r>
+      <w:proofErr w:type="gramEnd"/>
+      <w:r>
+        <w:t xml:space="preserve">) and </w:t>
+      </w:r>
+      <w:proofErr w:type="spellStart"/>
+      <w:proofErr w:type="gramStart"/>
+      <w:r>
+        <w:t>findOne</w:t>
+      </w:r>
+      <w:proofErr w:type="spellEnd"/>
+      <w:r>
+        <w:t>(</w:t>
+      </w:r>
+      <w:proofErr w:type="gramEnd"/>
+      <w:r>
+        <w:t>).</w:t>
+      </w:r>
+    </w:p>
+    <w:p>
+      <w:pPr>
+        <w:numPr>
+          <w:ilvl w:val="0"/>
+          <w:numId w:val="31"/>
+        </w:numPr>
+        <w:spacing w:before="100"/>
+      </w:pPr>
+      <w:r>
+        <w:t xml:space="preserve">To restore a soft-deleted user, use </w:t>
+      </w:r>
+      <w:proofErr w:type="spellStart"/>
+      <w:r>
+        <w:t>User.restore</w:t>
+      </w:r>
+      <w:proofErr w:type="spellEnd"/>
+      <w:r>
+        <w:t>().</w:t>
+      </w:r>
+    </w:p>
+    <w:p>
+      <w:pPr>
+        <w:numPr>
+          <w:ilvl w:val="0"/>
+          <w:numId w:val="31"/>
+        </w:numPr>
+        <w:spacing w:before="100"/>
+      </w:pPr>
+      <w:r>
+        <w:t xml:space="preserve">To permanently delete a soft-deleted record, use force: true with </w:t>
+      </w:r>
+      <w:proofErr w:type="gramStart"/>
+      <w:r>
+        <w:t>destroy(</w:t>
+      </w:r>
+      <w:proofErr w:type="gramEnd"/>
+      <w:r>
+        <w:t>).</w:t>
+      </w:r>
+    </w:p>
+    <w:p>
+      <w:pPr>
+        <w:spacing w:before="100"/>
+      </w:pPr>
+      <w:r>
+        <w:t xml:space="preserve">Important for your migration: Your users table must also have a nullable </w:t>
+      </w:r>
+      <w:proofErr w:type="spellStart"/>
+      <w:r>
+        <w:t>deletedAt</w:t>
+      </w:r>
+      <w:proofErr w:type="spellEnd"/>
+      <w:r>
+        <w:t xml:space="preserve"> column, or </w:t>
+      </w:r>
+      <w:proofErr w:type="spellStart"/>
+      <w:r>
+        <w:t>Sequelize</w:t>
+      </w:r>
+      <w:proofErr w:type="spellEnd"/>
+      <w:r>
+        <w:t xml:space="preserve"> won't be able to perform paranoid deletion correctly.</w:t>
+      </w:r>
+    </w:p>
+    <w:p>
+      <w:pPr>
+        <w:spacing w:before="100"/>
+        <w:rPr>
+          <w:b/>
+          <w:bCs/>
+        </w:rPr>
+      </w:pPr>
+      <w:r>
+        <w:rPr>
+          <w:b/>
+          <w:bCs/>
+        </w:rPr>
+        <w:t>Easy way to remember</w:t>
+      </w:r>
+    </w:p>
+    <w:p>
+      <w:pPr>
+        <w:numPr>
+          <w:ilvl w:val="0"/>
+          <w:numId w:val="32"/>
+        </w:numPr>
+        <w:spacing w:before="100"/>
+      </w:pPr>
+      <w:r>
+        <w:t>Normal delete: Remove the row permanently.</w:t>
+      </w:r>
+    </w:p>
+    <w:p>
+      <w:pPr>
+        <w:numPr>
+          <w:ilvl w:val="0"/>
+          <w:numId w:val="32"/>
+        </w:numPr>
+        <w:spacing w:before="100"/>
+      </w:pPr>
+      <w:r>
+        <w:t>Paranoid delete: Mark the row as deleted, but keep it in the database.</w:t>
+      </w:r>
+    </w:p>
+    <w:p>
+      <w:pPr>
+        <w:spacing w:before="100"/>
+      </w:pPr>
     </w:p>
     <w:p>
       <w:pPr>
@@ -49046,9 +51547,9 @@
 <file path=word/numbering.xml><?xml version="1.0" encoding="utf-8"?>
 <w:numbering xmlns:wpc="http://schemas.microsoft.com/office/word/2010/wordprocessingCanvas" xmlns:cx="http://schemas.microsoft.com/office/drawing/2014/chartex" xmlns:cx1="http://schemas.microsoft.com/office/drawing/2015/9/8/chartex" xmlns:cx2="http://schemas.microsoft.com/office/drawing/2015/10/21/chartex" xmlns:cx3="http://schemas.microsoft.com/office/drawing/2016/5/9/chartex" xmlns:cx4="http://schemas.microsoft.com/office/drawing/2016/5/10/chartex" xmlns:cx5="http://schemas.microsoft.com/office/drawing/2016/5/11/chartex" xmlns:cx6="http://schemas.microsoft.com/office/drawing/2016/5/12/chartex" xmlns:cx7="http://schemas.microsoft.com/office/drawing/2016/5/13/chartex" xmlns:cx8="http://schemas.microsoft.com/office/drawing/2016/5/14/chartex" xmlns:mc="http://schemas.openxmlformats.org/markup-compatibility/2006" xmlns:aink="http://schemas.microsoft.com/office/drawing/2016/ink" xmlns:am3d="http://schemas.microsoft.com/office/drawing/2017/model3d" xmlns:o="urn:schemas-microsoft-com:office:office" xmlns:oel="http://schemas.microsoft.com/office/2019/extlst" xmlns:r="http://schemas.openxmlformats.org/officeDocument/2006/relationships" xmlns:m="http://schemas.openxmlformats.org/officeDocument/2006/math" xmlns:v="urn:schemas-microsoft-com:vml" xmlns:wp14="http://schemas.microsoft.com/office/word/2010/wordprocessingDrawing" xmlns:wp="http://schemas.openxmlformats.org/drawingml/2006/wordprocessingDrawing" xmlns:w10="urn:schemas-microsoft-com:office:word" xmlns:w="http://schemas.openxmlformats.org/wordprocessingml/2006/main" xmlns:w14="http://schemas.microsoft.com/office/word/2010/wordml" xmlns:w15="http://schemas.microsoft.com/office/word/2012/wordml" xmlns:w16cex="http://schemas.microsoft.com/office/word/2018/wordml/cex" xmlns:w16cid="http://schemas.microsoft.com/office/word/2016/wordml/cid" xmlns:w16="http://schemas.microsoft.com/office/word/2018/wordml" xmlns:w16du="http://schemas.microsoft.com/office/word/2023/wordml/word16du" xmlns:w16sdtdh="http://schemas.microsoft.com/office/word/2020/wordml/sdtdatahash" xmlns:w16sdtfl="http://schemas.microsoft.com/office/word/2024/wordml/sdtformatlock" xmlns:w16se="http://schemas.microsoft.com/office/word/2015/wordml/symex" xmlns:wpg="http://schemas.microsoft.com/office/word/2010/wordprocessingGroup" xmlns:wpi="http://schemas.microsoft.com/office/word/2010/wordprocessingInk" xmlns:wne="http://schemas.microsoft.com/office/word/2006/wordml" xmlns:wps="http://schemas.microsoft.com/office/word/2010/wordprocessingShape" mc:Ignorable="w14 w15 w16se w16cid w16 w16cex w16sdtdh w16sdtfl w16du wp14">
   <w:abstractNum w:abstractNumId="0" w15:restartNumberingAfterBreak="0">
-    <w:nsid w:val="0AA8066E"/>
+    <w:nsid w:val="040E3E1B"/>
     <w:multiLevelType w:val="multilevel"/>
-    <w:tmpl w:val="9EE08B20"/>
+    <w:tmpl w:val="BCD8247C"/>
     <w:lvl w:ilvl="0">
       <w:start w:val="1"/>
       <w:numFmt w:val="bullet"/>
@@ -49195,9 +51696,9 @@
     </w:lvl>
   </w:abstractNum>
   <w:abstractNum w:abstractNumId="1" w15:restartNumberingAfterBreak="0">
-    <w:nsid w:val="0F5F6B80"/>
+    <w:nsid w:val="0AA8066E"/>
     <w:multiLevelType w:val="multilevel"/>
-    <w:tmpl w:val="B7FAA136"/>
+    <w:tmpl w:val="9EE08B20"/>
     <w:lvl w:ilvl="0">
       <w:start w:val="1"/>
       <w:numFmt w:val="bullet"/>
@@ -49344,9 +51845,9 @@
     </w:lvl>
   </w:abstractNum>
   <w:abstractNum w:abstractNumId="2" w15:restartNumberingAfterBreak="0">
-    <w:nsid w:val="12C83DCE"/>
+    <w:nsid w:val="0F5F6B80"/>
     <w:multiLevelType w:val="multilevel"/>
-    <w:tmpl w:val="723E494A"/>
+    <w:tmpl w:val="B7FAA136"/>
     <w:lvl w:ilvl="0">
       <w:start w:val="1"/>
       <w:numFmt w:val="bullet"/>
@@ -49493,9 +51994,9 @@
     </w:lvl>
   </w:abstractNum>
   <w:abstractNum w:abstractNumId="3" w15:restartNumberingAfterBreak="0">
-    <w:nsid w:val="1E0610E7"/>
+    <w:nsid w:val="12C83DCE"/>
     <w:multiLevelType w:val="multilevel"/>
-    <w:tmpl w:val="5296D02A"/>
+    <w:tmpl w:val="723E494A"/>
     <w:lvl w:ilvl="0">
       <w:start w:val="1"/>
       <w:numFmt w:val="bullet"/>
@@ -49642,9 +52143,9 @@
     </w:lvl>
   </w:abstractNum>
   <w:abstractNum w:abstractNumId="4" w15:restartNumberingAfterBreak="0">
-    <w:nsid w:val="27034CE8"/>
+    <w:nsid w:val="1E0610E7"/>
     <w:multiLevelType w:val="multilevel"/>
-    <w:tmpl w:val="3C06363E"/>
+    <w:tmpl w:val="5296D02A"/>
     <w:lvl w:ilvl="0">
       <w:start w:val="1"/>
       <w:numFmt w:val="bullet"/>
@@ -49791,9 +52292,9 @@
     </w:lvl>
   </w:abstractNum>
   <w:abstractNum w:abstractNumId="5" w15:restartNumberingAfterBreak="0">
-    <w:nsid w:val="281F6BAE"/>
+    <w:nsid w:val="27034CE8"/>
     <w:multiLevelType w:val="multilevel"/>
-    <w:tmpl w:val="5B38E2A8"/>
+    <w:tmpl w:val="3C06363E"/>
     <w:lvl w:ilvl="0">
       <w:start w:val="1"/>
       <w:numFmt w:val="bullet"/>
@@ -49940,9 +52441,9 @@
     </w:lvl>
   </w:abstractNum>
   <w:abstractNum w:abstractNumId="6" w15:restartNumberingAfterBreak="0">
-    <w:nsid w:val="28CC598E"/>
+    <w:nsid w:val="281F6BAE"/>
     <w:multiLevelType w:val="multilevel"/>
-    <w:tmpl w:val="C86C7782"/>
+    <w:tmpl w:val="5B38E2A8"/>
     <w:lvl w:ilvl="0">
       <w:start w:val="1"/>
       <w:numFmt w:val="bullet"/>
@@ -50089,9 +52590,9 @@
     </w:lvl>
   </w:abstractNum>
   <w:abstractNum w:abstractNumId="7" w15:restartNumberingAfterBreak="0">
-    <w:nsid w:val="29DC1167"/>
+    <w:nsid w:val="28CC598E"/>
     <w:multiLevelType w:val="multilevel"/>
-    <w:tmpl w:val="820CA25E"/>
+    <w:tmpl w:val="C86C7782"/>
     <w:lvl w:ilvl="0">
       <w:start w:val="1"/>
       <w:numFmt w:val="bullet"/>
@@ -50238,9 +52739,9 @@
     </w:lvl>
   </w:abstractNum>
   <w:abstractNum w:abstractNumId="8" w15:restartNumberingAfterBreak="0">
-    <w:nsid w:val="2CF72963"/>
+    <w:nsid w:val="29DC1167"/>
     <w:multiLevelType w:val="multilevel"/>
-    <w:tmpl w:val="D47C520C"/>
+    <w:tmpl w:val="820CA25E"/>
     <w:lvl w:ilvl="0">
       <w:start w:val="1"/>
       <w:numFmt w:val="bullet"/>
@@ -50387,9 +52888,9 @@
     </w:lvl>
   </w:abstractNum>
   <w:abstractNum w:abstractNumId="9" w15:restartNumberingAfterBreak="0">
-    <w:nsid w:val="3CDF771C"/>
+    <w:nsid w:val="2CF72963"/>
     <w:multiLevelType w:val="multilevel"/>
-    <w:tmpl w:val="5DF60EAE"/>
+    <w:tmpl w:val="D47C520C"/>
     <w:lvl w:ilvl="0">
       <w:start w:val="1"/>
       <w:numFmt w:val="bullet"/>
@@ -50536,9 +53037,9 @@
     </w:lvl>
   </w:abstractNum>
   <w:abstractNum w:abstractNumId="10" w15:restartNumberingAfterBreak="0">
-    <w:nsid w:val="3D1A5CB5"/>
+    <w:nsid w:val="3CDF771C"/>
     <w:multiLevelType w:val="multilevel"/>
-    <w:tmpl w:val="9782EE46"/>
+    <w:tmpl w:val="5DF60EAE"/>
     <w:lvl w:ilvl="0">
       <w:start w:val="1"/>
       <w:numFmt w:val="bullet"/>
@@ -50685,9 +53186,9 @@
     </w:lvl>
   </w:abstractNum>
   <w:abstractNum w:abstractNumId="11" w15:restartNumberingAfterBreak="0">
-    <w:nsid w:val="473D3ADF"/>
+    <w:nsid w:val="3D1A5CB5"/>
     <w:multiLevelType w:val="multilevel"/>
-    <w:tmpl w:val="8CF03D2C"/>
+    <w:tmpl w:val="9782EE46"/>
     <w:lvl w:ilvl="0">
       <w:start w:val="1"/>
       <w:numFmt w:val="bullet"/>
@@ -50834,9 +53335,9 @@
     </w:lvl>
   </w:abstractNum>
   <w:abstractNum w:abstractNumId="12" w15:restartNumberingAfterBreak="0">
-    <w:nsid w:val="4B95556C"/>
+    <w:nsid w:val="41662EA6"/>
     <w:multiLevelType w:val="multilevel"/>
-    <w:tmpl w:val="B3F8E6C0"/>
+    <w:tmpl w:val="8C087916"/>
     <w:lvl w:ilvl="0">
       <w:start w:val="1"/>
       <w:numFmt w:val="bullet"/>
@@ -50983,9 +53484,9 @@
     </w:lvl>
   </w:abstractNum>
   <w:abstractNum w:abstractNumId="13" w15:restartNumberingAfterBreak="0">
-    <w:nsid w:val="5D6A0200"/>
+    <w:nsid w:val="473D3ADF"/>
     <w:multiLevelType w:val="multilevel"/>
-    <w:tmpl w:val="B8786C2C"/>
+    <w:tmpl w:val="8CF03D2C"/>
     <w:lvl w:ilvl="0">
       <w:start w:val="1"/>
       <w:numFmt w:val="bullet"/>
@@ -51132,9 +53633,9 @@
     </w:lvl>
   </w:abstractNum>
   <w:abstractNum w:abstractNumId="14" w15:restartNumberingAfterBreak="0">
-    <w:nsid w:val="5D9A277F"/>
+    <w:nsid w:val="4B95556C"/>
     <w:multiLevelType w:val="multilevel"/>
-    <w:tmpl w:val="FEE40B5C"/>
+    <w:tmpl w:val="B3F8E6C0"/>
     <w:lvl w:ilvl="0">
       <w:start w:val="1"/>
       <w:numFmt w:val="bullet"/>
@@ -51281,9 +53782,9 @@
     </w:lvl>
   </w:abstractNum>
   <w:abstractNum w:abstractNumId="15" w15:restartNumberingAfterBreak="0">
-    <w:nsid w:val="5F7A11C6"/>
+    <w:nsid w:val="4D253EBA"/>
     <w:multiLevelType w:val="multilevel"/>
-    <w:tmpl w:val="042A3DD0"/>
+    <w:tmpl w:val="6CB85C22"/>
     <w:lvl w:ilvl="0">
       <w:start w:val="1"/>
       <w:numFmt w:val="bullet"/>
@@ -51430,9 +53931,9 @@
     </w:lvl>
   </w:abstractNum>
   <w:abstractNum w:abstractNumId="16" w15:restartNumberingAfterBreak="0">
-    <w:nsid w:val="62C03A2B"/>
+    <w:nsid w:val="5D6A0200"/>
     <w:multiLevelType w:val="multilevel"/>
-    <w:tmpl w:val="63C27B3C"/>
+    <w:tmpl w:val="B8786C2C"/>
     <w:lvl w:ilvl="0">
       <w:start w:val="1"/>
       <w:numFmt w:val="bullet"/>
@@ -51579,9 +54080,9 @@
     </w:lvl>
   </w:abstractNum>
   <w:abstractNum w:abstractNumId="17" w15:restartNumberingAfterBreak="0">
-    <w:nsid w:val="63CB2604"/>
+    <w:nsid w:val="5D9A277F"/>
     <w:multiLevelType w:val="multilevel"/>
-    <w:tmpl w:val="515233BA"/>
+    <w:tmpl w:val="FEE40B5C"/>
     <w:lvl w:ilvl="0">
       <w:start w:val="1"/>
       <w:numFmt w:val="bullet"/>
@@ -51728,9 +54229,9 @@
     </w:lvl>
   </w:abstractNum>
   <w:abstractNum w:abstractNumId="18" w15:restartNumberingAfterBreak="0">
-    <w:nsid w:val="6FBE14EB"/>
+    <w:nsid w:val="5ECD369D"/>
     <w:multiLevelType w:val="multilevel"/>
-    <w:tmpl w:val="63AE649E"/>
+    <w:tmpl w:val="E280C656"/>
     <w:lvl w:ilvl="0">
       <w:start w:val="1"/>
       <w:numFmt w:val="bullet"/>
@@ -51877,6 +54378,751 @@
     </w:lvl>
   </w:abstractNum>
   <w:abstractNum w:abstractNumId="19" w15:restartNumberingAfterBreak="0">
+    <w:nsid w:val="5F7A11C6"/>
+    <w:multiLevelType w:val="multilevel"/>
+    <w:tmpl w:val="042A3DD0"/>
+    <w:lvl w:ilvl="0">
+      <w:start w:val="1"/>
+      <w:numFmt w:val="bullet"/>
+      <w:lvlText w:val=""/>
+      <w:lvlJc w:val="left"/>
+      <w:pPr>
+        <w:tabs>
+          <w:tab w:val="num" w:pos="720"/>
+        </w:tabs>
+        <w:ind w:left="720" w:hanging="360"/>
+      </w:pPr>
+      <w:rPr>
+        <w:rFonts w:ascii="Symbol" w:hAnsi="Symbol" w:hint="default"/>
+        <w:sz w:val="20"/>
+      </w:rPr>
+    </w:lvl>
+    <w:lvl w:ilvl="1" w:tentative="1">
+      <w:start w:val="1"/>
+      <w:numFmt w:val="bullet"/>
+      <w:lvlText w:val="o"/>
+      <w:lvlJc w:val="left"/>
+      <w:pPr>
+        <w:tabs>
+          <w:tab w:val="num" w:pos="1440"/>
+        </w:tabs>
+        <w:ind w:left="1440" w:hanging="360"/>
+      </w:pPr>
+      <w:rPr>
+        <w:rFonts w:ascii="Courier New" w:hAnsi="Courier New" w:hint="default"/>
+        <w:sz w:val="20"/>
+      </w:rPr>
+    </w:lvl>
+    <w:lvl w:ilvl="2" w:tentative="1">
+      <w:start w:val="1"/>
+      <w:numFmt w:val="bullet"/>
+      <w:lvlText w:val=""/>
+      <w:lvlJc w:val="left"/>
+      <w:pPr>
+        <w:tabs>
+          <w:tab w:val="num" w:pos="2160"/>
+        </w:tabs>
+        <w:ind w:left="2160" w:hanging="360"/>
+      </w:pPr>
+      <w:rPr>
+        <w:rFonts w:ascii="Wingdings" w:hAnsi="Wingdings" w:hint="default"/>
+        <w:sz w:val="20"/>
+      </w:rPr>
+    </w:lvl>
+    <w:lvl w:ilvl="3" w:tentative="1">
+      <w:start w:val="1"/>
+      <w:numFmt w:val="bullet"/>
+      <w:lvlText w:val=""/>
+      <w:lvlJc w:val="left"/>
+      <w:pPr>
+        <w:tabs>
+          <w:tab w:val="num" w:pos="2880"/>
+        </w:tabs>
+        <w:ind w:left="2880" w:hanging="360"/>
+      </w:pPr>
+      <w:rPr>
+        <w:rFonts w:ascii="Wingdings" w:hAnsi="Wingdings" w:hint="default"/>
+        <w:sz w:val="20"/>
+      </w:rPr>
+    </w:lvl>
+    <w:lvl w:ilvl="4" w:tentative="1">
+      <w:start w:val="1"/>
+      <w:numFmt w:val="bullet"/>
+      <w:lvlText w:val=""/>
+      <w:lvlJc w:val="left"/>
+      <w:pPr>
+        <w:tabs>
+          <w:tab w:val="num" w:pos="3600"/>
+        </w:tabs>
+        <w:ind w:left="3600" w:hanging="360"/>
+      </w:pPr>
+      <w:rPr>
+        <w:rFonts w:ascii="Wingdings" w:hAnsi="Wingdings" w:hint="default"/>
+        <w:sz w:val="20"/>
+      </w:rPr>
+    </w:lvl>
+    <w:lvl w:ilvl="5" w:tentative="1">
+      <w:start w:val="1"/>
+      <w:numFmt w:val="bullet"/>
+      <w:lvlText w:val=""/>
+      <w:lvlJc w:val="left"/>
+      <w:pPr>
+        <w:tabs>
+          <w:tab w:val="num" w:pos="4320"/>
+        </w:tabs>
+        <w:ind w:left="4320" w:hanging="360"/>
+      </w:pPr>
+      <w:rPr>
+        <w:rFonts w:ascii="Wingdings" w:hAnsi="Wingdings" w:hint="default"/>
+        <w:sz w:val="20"/>
+      </w:rPr>
+    </w:lvl>
+    <w:lvl w:ilvl="6" w:tentative="1">
+      <w:start w:val="1"/>
+      <w:numFmt w:val="bullet"/>
+      <w:lvlText w:val=""/>
+      <w:lvlJc w:val="left"/>
+      <w:pPr>
+        <w:tabs>
+          <w:tab w:val="num" w:pos="5040"/>
+        </w:tabs>
+        <w:ind w:left="5040" w:hanging="360"/>
+      </w:pPr>
+      <w:rPr>
+        <w:rFonts w:ascii="Wingdings" w:hAnsi="Wingdings" w:hint="default"/>
+        <w:sz w:val="20"/>
+      </w:rPr>
+    </w:lvl>
+    <w:lvl w:ilvl="7" w:tentative="1">
+      <w:start w:val="1"/>
+      <w:numFmt w:val="bullet"/>
+      <w:lvlText w:val=""/>
+      <w:lvlJc w:val="left"/>
+      <w:pPr>
+        <w:tabs>
+          <w:tab w:val="num" w:pos="5760"/>
+        </w:tabs>
+        <w:ind w:left="5760" w:hanging="360"/>
+      </w:pPr>
+      <w:rPr>
+        <w:rFonts w:ascii="Wingdings" w:hAnsi="Wingdings" w:hint="default"/>
+        <w:sz w:val="20"/>
+      </w:rPr>
+    </w:lvl>
+    <w:lvl w:ilvl="8" w:tentative="1">
+      <w:start w:val="1"/>
+      <w:numFmt w:val="bullet"/>
+      <w:lvlText w:val=""/>
+      <w:lvlJc w:val="left"/>
+      <w:pPr>
+        <w:tabs>
+          <w:tab w:val="num" w:pos="6480"/>
+        </w:tabs>
+        <w:ind w:left="6480" w:hanging="360"/>
+      </w:pPr>
+      <w:rPr>
+        <w:rFonts w:ascii="Wingdings" w:hAnsi="Wingdings" w:hint="default"/>
+        <w:sz w:val="20"/>
+      </w:rPr>
+    </w:lvl>
+  </w:abstractNum>
+  <w:abstractNum w:abstractNumId="20" w15:restartNumberingAfterBreak="0">
+    <w:nsid w:val="62C03A2B"/>
+    <w:multiLevelType w:val="multilevel"/>
+    <w:tmpl w:val="63C27B3C"/>
+    <w:lvl w:ilvl="0">
+      <w:start w:val="1"/>
+      <w:numFmt w:val="bullet"/>
+      <w:lvlText w:val=""/>
+      <w:lvlJc w:val="left"/>
+      <w:pPr>
+        <w:tabs>
+          <w:tab w:val="num" w:pos="720"/>
+        </w:tabs>
+        <w:ind w:left="720" w:hanging="360"/>
+      </w:pPr>
+      <w:rPr>
+        <w:rFonts w:ascii="Symbol" w:hAnsi="Symbol" w:hint="default"/>
+        <w:sz w:val="20"/>
+      </w:rPr>
+    </w:lvl>
+    <w:lvl w:ilvl="1" w:tentative="1">
+      <w:start w:val="1"/>
+      <w:numFmt w:val="bullet"/>
+      <w:lvlText w:val="o"/>
+      <w:lvlJc w:val="left"/>
+      <w:pPr>
+        <w:tabs>
+          <w:tab w:val="num" w:pos="1440"/>
+        </w:tabs>
+        <w:ind w:left="1440" w:hanging="360"/>
+      </w:pPr>
+      <w:rPr>
+        <w:rFonts w:ascii="Courier New" w:hAnsi="Courier New" w:hint="default"/>
+        <w:sz w:val="20"/>
+      </w:rPr>
+    </w:lvl>
+    <w:lvl w:ilvl="2" w:tentative="1">
+      <w:start w:val="1"/>
+      <w:numFmt w:val="bullet"/>
+      <w:lvlText w:val=""/>
+      <w:lvlJc w:val="left"/>
+      <w:pPr>
+        <w:tabs>
+          <w:tab w:val="num" w:pos="2160"/>
+        </w:tabs>
+        <w:ind w:left="2160" w:hanging="360"/>
+      </w:pPr>
+      <w:rPr>
+        <w:rFonts w:ascii="Wingdings" w:hAnsi="Wingdings" w:hint="default"/>
+        <w:sz w:val="20"/>
+      </w:rPr>
+    </w:lvl>
+    <w:lvl w:ilvl="3" w:tentative="1">
+      <w:start w:val="1"/>
+      <w:numFmt w:val="bullet"/>
+      <w:lvlText w:val=""/>
+      <w:lvlJc w:val="left"/>
+      <w:pPr>
+        <w:tabs>
+          <w:tab w:val="num" w:pos="2880"/>
+        </w:tabs>
+        <w:ind w:left="2880" w:hanging="360"/>
+      </w:pPr>
+      <w:rPr>
+        <w:rFonts w:ascii="Wingdings" w:hAnsi="Wingdings" w:hint="default"/>
+        <w:sz w:val="20"/>
+      </w:rPr>
+    </w:lvl>
+    <w:lvl w:ilvl="4" w:tentative="1">
+      <w:start w:val="1"/>
+      <w:numFmt w:val="bullet"/>
+      <w:lvlText w:val=""/>
+      <w:lvlJc w:val="left"/>
+      <w:pPr>
+        <w:tabs>
+          <w:tab w:val="num" w:pos="3600"/>
+        </w:tabs>
+        <w:ind w:left="3600" w:hanging="360"/>
+      </w:pPr>
+      <w:rPr>
+        <w:rFonts w:ascii="Wingdings" w:hAnsi="Wingdings" w:hint="default"/>
+        <w:sz w:val="20"/>
+      </w:rPr>
+    </w:lvl>
+    <w:lvl w:ilvl="5" w:tentative="1">
+      <w:start w:val="1"/>
+      <w:numFmt w:val="bullet"/>
+      <w:lvlText w:val=""/>
+      <w:lvlJc w:val="left"/>
+      <w:pPr>
+        <w:tabs>
+          <w:tab w:val="num" w:pos="4320"/>
+        </w:tabs>
+        <w:ind w:left="4320" w:hanging="360"/>
+      </w:pPr>
+      <w:rPr>
+        <w:rFonts w:ascii="Wingdings" w:hAnsi="Wingdings" w:hint="default"/>
+        <w:sz w:val="20"/>
+      </w:rPr>
+    </w:lvl>
+    <w:lvl w:ilvl="6" w:tentative="1">
+      <w:start w:val="1"/>
+      <w:numFmt w:val="bullet"/>
+      <w:lvlText w:val=""/>
+      <w:lvlJc w:val="left"/>
+      <w:pPr>
+        <w:tabs>
+          <w:tab w:val="num" w:pos="5040"/>
+        </w:tabs>
+        <w:ind w:left="5040" w:hanging="360"/>
+      </w:pPr>
+      <w:rPr>
+        <w:rFonts w:ascii="Wingdings" w:hAnsi="Wingdings" w:hint="default"/>
+        <w:sz w:val="20"/>
+      </w:rPr>
+    </w:lvl>
+    <w:lvl w:ilvl="7" w:tentative="1">
+      <w:start w:val="1"/>
+      <w:numFmt w:val="bullet"/>
+      <w:lvlText w:val=""/>
+      <w:lvlJc w:val="left"/>
+      <w:pPr>
+        <w:tabs>
+          <w:tab w:val="num" w:pos="5760"/>
+        </w:tabs>
+        <w:ind w:left="5760" w:hanging="360"/>
+      </w:pPr>
+      <w:rPr>
+        <w:rFonts w:ascii="Wingdings" w:hAnsi="Wingdings" w:hint="default"/>
+        <w:sz w:val="20"/>
+      </w:rPr>
+    </w:lvl>
+    <w:lvl w:ilvl="8" w:tentative="1">
+      <w:start w:val="1"/>
+      <w:numFmt w:val="bullet"/>
+      <w:lvlText w:val=""/>
+      <w:lvlJc w:val="left"/>
+      <w:pPr>
+        <w:tabs>
+          <w:tab w:val="num" w:pos="6480"/>
+        </w:tabs>
+        <w:ind w:left="6480" w:hanging="360"/>
+      </w:pPr>
+      <w:rPr>
+        <w:rFonts w:ascii="Wingdings" w:hAnsi="Wingdings" w:hint="default"/>
+        <w:sz w:val="20"/>
+      </w:rPr>
+    </w:lvl>
+  </w:abstractNum>
+  <w:abstractNum w:abstractNumId="21" w15:restartNumberingAfterBreak="0">
+    <w:nsid w:val="63CB2604"/>
+    <w:multiLevelType w:val="multilevel"/>
+    <w:tmpl w:val="515233BA"/>
+    <w:lvl w:ilvl="0">
+      <w:start w:val="1"/>
+      <w:numFmt w:val="bullet"/>
+      <w:lvlText w:val=""/>
+      <w:lvlJc w:val="left"/>
+      <w:pPr>
+        <w:tabs>
+          <w:tab w:val="num" w:pos="720"/>
+        </w:tabs>
+        <w:ind w:left="720" w:hanging="360"/>
+      </w:pPr>
+      <w:rPr>
+        <w:rFonts w:ascii="Symbol" w:hAnsi="Symbol" w:hint="default"/>
+        <w:sz w:val="20"/>
+      </w:rPr>
+    </w:lvl>
+    <w:lvl w:ilvl="1" w:tentative="1">
+      <w:start w:val="1"/>
+      <w:numFmt w:val="bullet"/>
+      <w:lvlText w:val="o"/>
+      <w:lvlJc w:val="left"/>
+      <w:pPr>
+        <w:tabs>
+          <w:tab w:val="num" w:pos="1440"/>
+        </w:tabs>
+        <w:ind w:left="1440" w:hanging="360"/>
+      </w:pPr>
+      <w:rPr>
+        <w:rFonts w:ascii="Courier New" w:hAnsi="Courier New" w:hint="default"/>
+        <w:sz w:val="20"/>
+      </w:rPr>
+    </w:lvl>
+    <w:lvl w:ilvl="2" w:tentative="1">
+      <w:start w:val="1"/>
+      <w:numFmt w:val="bullet"/>
+      <w:lvlText w:val=""/>
+      <w:lvlJc w:val="left"/>
+      <w:pPr>
+        <w:tabs>
+          <w:tab w:val="num" w:pos="2160"/>
+        </w:tabs>
+        <w:ind w:left="2160" w:hanging="360"/>
+      </w:pPr>
+      <w:rPr>
+        <w:rFonts w:ascii="Wingdings" w:hAnsi="Wingdings" w:hint="default"/>
+        <w:sz w:val="20"/>
+      </w:rPr>
+    </w:lvl>
+    <w:lvl w:ilvl="3" w:tentative="1">
+      <w:start w:val="1"/>
+      <w:numFmt w:val="bullet"/>
+      <w:lvlText w:val=""/>
+      <w:lvlJc w:val="left"/>
+      <w:pPr>
+        <w:tabs>
+          <w:tab w:val="num" w:pos="2880"/>
+        </w:tabs>
+        <w:ind w:left="2880" w:hanging="360"/>
+      </w:pPr>
+      <w:rPr>
+        <w:rFonts w:ascii="Wingdings" w:hAnsi="Wingdings" w:hint="default"/>
+        <w:sz w:val="20"/>
+      </w:rPr>
+    </w:lvl>
+    <w:lvl w:ilvl="4" w:tentative="1">
+      <w:start w:val="1"/>
+      <w:numFmt w:val="bullet"/>
+      <w:lvlText w:val=""/>
+      <w:lvlJc w:val="left"/>
+      <w:pPr>
+        <w:tabs>
+          <w:tab w:val="num" w:pos="3600"/>
+        </w:tabs>
+        <w:ind w:left="3600" w:hanging="360"/>
+      </w:pPr>
+      <w:rPr>
+        <w:rFonts w:ascii="Wingdings" w:hAnsi="Wingdings" w:hint="default"/>
+        <w:sz w:val="20"/>
+      </w:rPr>
+    </w:lvl>
+    <w:lvl w:ilvl="5" w:tentative="1">
+      <w:start w:val="1"/>
+      <w:numFmt w:val="bullet"/>
+      <w:lvlText w:val=""/>
+      <w:lvlJc w:val="left"/>
+      <w:pPr>
+        <w:tabs>
+          <w:tab w:val="num" w:pos="4320"/>
+        </w:tabs>
+        <w:ind w:left="4320" w:hanging="360"/>
+      </w:pPr>
+      <w:rPr>
+        <w:rFonts w:ascii="Wingdings" w:hAnsi="Wingdings" w:hint="default"/>
+        <w:sz w:val="20"/>
+      </w:rPr>
+    </w:lvl>
+    <w:lvl w:ilvl="6" w:tentative="1">
+      <w:start w:val="1"/>
+      <w:numFmt w:val="bullet"/>
+      <w:lvlText w:val=""/>
+      <w:lvlJc w:val="left"/>
+      <w:pPr>
+        <w:tabs>
+          <w:tab w:val="num" w:pos="5040"/>
+        </w:tabs>
+        <w:ind w:left="5040" w:hanging="360"/>
+      </w:pPr>
+      <w:rPr>
+        <w:rFonts w:ascii="Wingdings" w:hAnsi="Wingdings" w:hint="default"/>
+        <w:sz w:val="20"/>
+      </w:rPr>
+    </w:lvl>
+    <w:lvl w:ilvl="7" w:tentative="1">
+      <w:start w:val="1"/>
+      <w:numFmt w:val="bullet"/>
+      <w:lvlText w:val=""/>
+      <w:lvlJc w:val="left"/>
+      <w:pPr>
+        <w:tabs>
+          <w:tab w:val="num" w:pos="5760"/>
+        </w:tabs>
+        <w:ind w:left="5760" w:hanging="360"/>
+      </w:pPr>
+      <w:rPr>
+        <w:rFonts w:ascii="Wingdings" w:hAnsi="Wingdings" w:hint="default"/>
+        <w:sz w:val="20"/>
+      </w:rPr>
+    </w:lvl>
+    <w:lvl w:ilvl="8" w:tentative="1">
+      <w:start w:val="1"/>
+      <w:numFmt w:val="bullet"/>
+      <w:lvlText w:val=""/>
+      <w:lvlJc w:val="left"/>
+      <w:pPr>
+        <w:tabs>
+          <w:tab w:val="num" w:pos="6480"/>
+        </w:tabs>
+        <w:ind w:left="6480" w:hanging="360"/>
+      </w:pPr>
+      <w:rPr>
+        <w:rFonts w:ascii="Wingdings" w:hAnsi="Wingdings" w:hint="default"/>
+        <w:sz w:val="20"/>
+      </w:rPr>
+    </w:lvl>
+  </w:abstractNum>
+  <w:abstractNum w:abstractNumId="22" w15:restartNumberingAfterBreak="0">
+    <w:nsid w:val="6F2E7917"/>
+    <w:multiLevelType w:val="multilevel"/>
+    <w:tmpl w:val="599621A0"/>
+    <w:lvl w:ilvl="0">
+      <w:start w:val="1"/>
+      <w:numFmt w:val="bullet"/>
+      <w:lvlText w:val=""/>
+      <w:lvlJc w:val="left"/>
+      <w:pPr>
+        <w:tabs>
+          <w:tab w:val="num" w:pos="720"/>
+        </w:tabs>
+        <w:ind w:left="720" w:hanging="360"/>
+      </w:pPr>
+      <w:rPr>
+        <w:rFonts w:ascii="Symbol" w:hAnsi="Symbol" w:hint="default"/>
+        <w:sz w:val="20"/>
+      </w:rPr>
+    </w:lvl>
+    <w:lvl w:ilvl="1" w:tentative="1">
+      <w:start w:val="1"/>
+      <w:numFmt w:val="bullet"/>
+      <w:lvlText w:val="o"/>
+      <w:lvlJc w:val="left"/>
+      <w:pPr>
+        <w:tabs>
+          <w:tab w:val="num" w:pos="1440"/>
+        </w:tabs>
+        <w:ind w:left="1440" w:hanging="360"/>
+      </w:pPr>
+      <w:rPr>
+        <w:rFonts w:ascii="Courier New" w:hAnsi="Courier New" w:hint="default"/>
+        <w:sz w:val="20"/>
+      </w:rPr>
+    </w:lvl>
+    <w:lvl w:ilvl="2" w:tentative="1">
+      <w:start w:val="1"/>
+      <w:numFmt w:val="bullet"/>
+      <w:lvlText w:val=""/>
+      <w:lvlJc w:val="left"/>
+      <w:pPr>
+        <w:tabs>
+          <w:tab w:val="num" w:pos="2160"/>
+        </w:tabs>
+        <w:ind w:left="2160" w:hanging="360"/>
+      </w:pPr>
+      <w:rPr>
+        <w:rFonts w:ascii="Wingdings" w:hAnsi="Wingdings" w:hint="default"/>
+        <w:sz w:val="20"/>
+      </w:rPr>
+    </w:lvl>
+    <w:lvl w:ilvl="3" w:tentative="1">
+      <w:start w:val="1"/>
+      <w:numFmt w:val="bullet"/>
+      <w:lvlText w:val=""/>
+      <w:lvlJc w:val="left"/>
+      <w:pPr>
+        <w:tabs>
+          <w:tab w:val="num" w:pos="2880"/>
+        </w:tabs>
+        <w:ind w:left="2880" w:hanging="360"/>
+      </w:pPr>
+      <w:rPr>
+        <w:rFonts w:ascii="Wingdings" w:hAnsi="Wingdings" w:hint="default"/>
+        <w:sz w:val="20"/>
+      </w:rPr>
+    </w:lvl>
+    <w:lvl w:ilvl="4" w:tentative="1">
+      <w:start w:val="1"/>
+      <w:numFmt w:val="bullet"/>
+      <w:lvlText w:val=""/>
+      <w:lvlJc w:val="left"/>
+      <w:pPr>
+        <w:tabs>
+          <w:tab w:val="num" w:pos="3600"/>
+        </w:tabs>
+        <w:ind w:left="3600" w:hanging="360"/>
+      </w:pPr>
+      <w:rPr>
+        <w:rFonts w:ascii="Wingdings" w:hAnsi="Wingdings" w:hint="default"/>
+        <w:sz w:val="20"/>
+      </w:rPr>
+    </w:lvl>
+    <w:lvl w:ilvl="5" w:tentative="1">
+      <w:start w:val="1"/>
+      <w:numFmt w:val="bullet"/>
+      <w:lvlText w:val=""/>
+      <w:lvlJc w:val="left"/>
+      <w:pPr>
+        <w:tabs>
+          <w:tab w:val="num" w:pos="4320"/>
+        </w:tabs>
+        <w:ind w:left="4320" w:hanging="360"/>
+      </w:pPr>
+      <w:rPr>
+        <w:rFonts w:ascii="Wingdings" w:hAnsi="Wingdings" w:hint="default"/>
+        <w:sz w:val="20"/>
+      </w:rPr>
+    </w:lvl>
+    <w:lvl w:ilvl="6" w:tentative="1">
+      <w:start w:val="1"/>
+      <w:numFmt w:val="bullet"/>
+      <w:lvlText w:val=""/>
+      <w:lvlJc w:val="left"/>
+      <w:pPr>
+        <w:tabs>
+          <w:tab w:val="num" w:pos="5040"/>
+        </w:tabs>
+        <w:ind w:left="5040" w:hanging="360"/>
+      </w:pPr>
+      <w:rPr>
+        <w:rFonts w:ascii="Wingdings" w:hAnsi="Wingdings" w:hint="default"/>
+        <w:sz w:val="20"/>
+      </w:rPr>
+    </w:lvl>
+    <w:lvl w:ilvl="7" w:tentative="1">
+      <w:start w:val="1"/>
+      <w:numFmt w:val="bullet"/>
+      <w:lvlText w:val=""/>
+      <w:lvlJc w:val="left"/>
+      <w:pPr>
+        <w:tabs>
+          <w:tab w:val="num" w:pos="5760"/>
+        </w:tabs>
+        <w:ind w:left="5760" w:hanging="360"/>
+      </w:pPr>
+      <w:rPr>
+        <w:rFonts w:ascii="Wingdings" w:hAnsi="Wingdings" w:hint="default"/>
+        <w:sz w:val="20"/>
+      </w:rPr>
+    </w:lvl>
+    <w:lvl w:ilvl="8" w:tentative="1">
+      <w:start w:val="1"/>
+      <w:numFmt w:val="bullet"/>
+      <w:lvlText w:val=""/>
+      <w:lvlJc w:val="left"/>
+      <w:pPr>
+        <w:tabs>
+          <w:tab w:val="num" w:pos="6480"/>
+        </w:tabs>
+        <w:ind w:left="6480" w:hanging="360"/>
+      </w:pPr>
+      <w:rPr>
+        <w:rFonts w:ascii="Wingdings" w:hAnsi="Wingdings" w:hint="default"/>
+        <w:sz w:val="20"/>
+      </w:rPr>
+    </w:lvl>
+  </w:abstractNum>
+  <w:abstractNum w:abstractNumId="23" w15:restartNumberingAfterBreak="0">
+    <w:nsid w:val="6FBE14EB"/>
+    <w:multiLevelType w:val="multilevel"/>
+    <w:tmpl w:val="63AE649E"/>
+    <w:lvl w:ilvl="0">
+      <w:start w:val="1"/>
+      <w:numFmt w:val="bullet"/>
+      <w:lvlText w:val=""/>
+      <w:lvlJc w:val="left"/>
+      <w:pPr>
+        <w:tabs>
+          <w:tab w:val="num" w:pos="720"/>
+        </w:tabs>
+        <w:ind w:left="720" w:hanging="360"/>
+      </w:pPr>
+      <w:rPr>
+        <w:rFonts w:ascii="Symbol" w:hAnsi="Symbol" w:hint="default"/>
+        <w:sz w:val="20"/>
+      </w:rPr>
+    </w:lvl>
+    <w:lvl w:ilvl="1" w:tentative="1">
+      <w:start w:val="1"/>
+      <w:numFmt w:val="bullet"/>
+      <w:lvlText w:val="o"/>
+      <w:lvlJc w:val="left"/>
+      <w:pPr>
+        <w:tabs>
+          <w:tab w:val="num" w:pos="1440"/>
+        </w:tabs>
+        <w:ind w:left="1440" w:hanging="360"/>
+      </w:pPr>
+      <w:rPr>
+        <w:rFonts w:ascii="Courier New" w:hAnsi="Courier New" w:hint="default"/>
+        <w:sz w:val="20"/>
+      </w:rPr>
+    </w:lvl>
+    <w:lvl w:ilvl="2" w:tentative="1">
+      <w:start w:val="1"/>
+      <w:numFmt w:val="bullet"/>
+      <w:lvlText w:val=""/>
+      <w:lvlJc w:val="left"/>
+      <w:pPr>
+        <w:tabs>
+          <w:tab w:val="num" w:pos="2160"/>
+        </w:tabs>
+        <w:ind w:left="2160" w:hanging="360"/>
+      </w:pPr>
+      <w:rPr>
+        <w:rFonts w:ascii="Wingdings" w:hAnsi="Wingdings" w:hint="default"/>
+        <w:sz w:val="20"/>
+      </w:rPr>
+    </w:lvl>
+    <w:lvl w:ilvl="3" w:tentative="1">
+      <w:start w:val="1"/>
+      <w:numFmt w:val="bullet"/>
+      <w:lvlText w:val=""/>
+      <w:lvlJc w:val="left"/>
+      <w:pPr>
+        <w:tabs>
+          <w:tab w:val="num" w:pos="2880"/>
+        </w:tabs>
+        <w:ind w:left="2880" w:hanging="360"/>
+      </w:pPr>
+      <w:rPr>
+        <w:rFonts w:ascii="Wingdings" w:hAnsi="Wingdings" w:hint="default"/>
+        <w:sz w:val="20"/>
+      </w:rPr>
+    </w:lvl>
+    <w:lvl w:ilvl="4" w:tentative="1">
+      <w:start w:val="1"/>
+      <w:numFmt w:val="bullet"/>
+      <w:lvlText w:val=""/>
+      <w:lvlJc w:val="left"/>
+      <w:pPr>
+        <w:tabs>
+          <w:tab w:val="num" w:pos="3600"/>
+        </w:tabs>
+        <w:ind w:left="3600" w:hanging="360"/>
+      </w:pPr>
+      <w:rPr>
+        <w:rFonts w:ascii="Wingdings" w:hAnsi="Wingdings" w:hint="default"/>
+        <w:sz w:val="20"/>
+      </w:rPr>
+    </w:lvl>
+    <w:lvl w:ilvl="5" w:tentative="1">
+      <w:start w:val="1"/>
+      <w:numFmt w:val="bullet"/>
+      <w:lvlText w:val=""/>
+      <w:lvlJc w:val="left"/>
+      <w:pPr>
+        <w:tabs>
+          <w:tab w:val="num" w:pos="4320"/>
+        </w:tabs>
+        <w:ind w:left="4320" w:hanging="360"/>
+      </w:pPr>
+      <w:rPr>
+        <w:rFonts w:ascii="Wingdings" w:hAnsi="Wingdings" w:hint="default"/>
+        <w:sz w:val="20"/>
+      </w:rPr>
+    </w:lvl>
+    <w:lvl w:ilvl="6" w:tentative="1">
+      <w:start w:val="1"/>
+      <w:numFmt w:val="bullet"/>
+      <w:lvlText w:val=""/>
+      <w:lvlJc w:val="left"/>
+      <w:pPr>
+        <w:tabs>
+          <w:tab w:val="num" w:pos="5040"/>
+        </w:tabs>
+        <w:ind w:left="5040" w:hanging="360"/>
+      </w:pPr>
+      <w:rPr>
+        <w:rFonts w:ascii="Wingdings" w:hAnsi="Wingdings" w:hint="default"/>
+        <w:sz w:val="20"/>
+      </w:rPr>
+    </w:lvl>
+    <w:lvl w:ilvl="7" w:tentative="1">
+      <w:start w:val="1"/>
+      <w:numFmt w:val="bullet"/>
+      <w:lvlText w:val=""/>
+      <w:lvlJc w:val="left"/>
+      <w:pPr>
+        <w:tabs>
+          <w:tab w:val="num" w:pos="5760"/>
+        </w:tabs>
+        <w:ind w:left="5760" w:hanging="360"/>
+      </w:pPr>
+      <w:rPr>
+        <w:rFonts w:ascii="Wingdings" w:hAnsi="Wingdings" w:hint="default"/>
+        <w:sz w:val="20"/>
+      </w:rPr>
+    </w:lvl>
+    <w:lvl w:ilvl="8" w:tentative="1">
+      <w:start w:val="1"/>
+      <w:numFmt w:val="bullet"/>
+      <w:lvlText w:val=""/>
+      <w:lvlJc w:val="left"/>
+      <w:pPr>
+        <w:tabs>
+          <w:tab w:val="num" w:pos="6480"/>
+        </w:tabs>
+        <w:ind w:left="6480" w:hanging="360"/>
+      </w:pPr>
+      <w:rPr>
+        <w:rFonts w:ascii="Wingdings" w:hAnsi="Wingdings" w:hint="default"/>
+        <w:sz w:val="20"/>
+      </w:rPr>
+    </w:lvl>
+  </w:abstractNum>
+  <w:abstractNum w:abstractNumId="24" w15:restartNumberingAfterBreak="0">
     <w:nsid w:val="715A4E4E"/>
     <w:multiLevelType w:val="multilevel"/>
     <w:tmpl w:val="C6B49F9C"/>
@@ -52025,10 +55271,10 @@
       </w:rPr>
     </w:lvl>
   </w:abstractNum>
-  <w:abstractNum w:abstractNumId="20" w15:restartNumberingAfterBreak="0">
-    <w:nsid w:val="73BC5296"/>
+  <w:abstractNum w:abstractNumId="25" w15:restartNumberingAfterBreak="0">
+    <w:nsid w:val="72806AC1"/>
     <w:multiLevelType w:val="multilevel"/>
-    <w:tmpl w:val="345AF1F2"/>
+    <w:tmpl w:val="54B29EB0"/>
     <w:lvl w:ilvl="0">
       <w:start w:val="1"/>
       <w:numFmt w:val="bullet"/>
@@ -52174,10 +55420,10 @@
       </w:rPr>
     </w:lvl>
   </w:abstractNum>
-  <w:abstractNum w:abstractNumId="21" w15:restartNumberingAfterBreak="0">
-    <w:nsid w:val="763F0D78"/>
+  <w:abstractNum w:abstractNumId="26" w15:restartNumberingAfterBreak="0">
+    <w:nsid w:val="73BC5296"/>
     <w:multiLevelType w:val="multilevel"/>
-    <w:tmpl w:val="CD2EEE20"/>
+    <w:tmpl w:val="345AF1F2"/>
     <w:lvl w:ilvl="0">
       <w:start w:val="1"/>
       <w:numFmt w:val="bullet"/>
@@ -52323,10 +55569,10 @@
       </w:rPr>
     </w:lvl>
   </w:abstractNum>
-  <w:abstractNum w:abstractNumId="22" w15:restartNumberingAfterBreak="0">
-    <w:nsid w:val="777E5D45"/>
+  <w:abstractNum w:abstractNumId="27" w15:restartNumberingAfterBreak="0">
+    <w:nsid w:val="763F0D78"/>
     <w:multiLevelType w:val="multilevel"/>
-    <w:tmpl w:val="F76A326A"/>
+    <w:tmpl w:val="CD2EEE20"/>
     <w:lvl w:ilvl="0">
       <w:start w:val="1"/>
       <w:numFmt w:val="bullet"/>
@@ -52472,10 +55718,10 @@
       </w:rPr>
     </w:lvl>
   </w:abstractNum>
-  <w:abstractNum w:abstractNumId="23" w15:restartNumberingAfterBreak="0">
-    <w:nsid w:val="7B1F2D26"/>
+  <w:abstractNum w:abstractNumId="28" w15:restartNumberingAfterBreak="0">
+    <w:nsid w:val="777E5D45"/>
     <w:multiLevelType w:val="multilevel"/>
-    <w:tmpl w:val="B0D45158"/>
+    <w:tmpl w:val="F76A326A"/>
     <w:lvl w:ilvl="0">
       <w:start w:val="1"/>
       <w:numFmt w:val="bullet"/>
@@ -52621,10 +55867,10 @@
       </w:rPr>
     </w:lvl>
   </w:abstractNum>
-  <w:abstractNum w:abstractNumId="24" w15:restartNumberingAfterBreak="0">
-    <w:nsid w:val="7CC5643F"/>
+  <w:abstractNum w:abstractNumId="29" w15:restartNumberingAfterBreak="0">
+    <w:nsid w:val="7B1F2D26"/>
     <w:multiLevelType w:val="multilevel"/>
-    <w:tmpl w:val="FBFC911A"/>
+    <w:tmpl w:val="B0D45158"/>
     <w:lvl w:ilvl="0">
       <w:start w:val="1"/>
       <w:numFmt w:val="bullet"/>
@@ -52770,7 +56016,156 @@
       </w:rPr>
     </w:lvl>
   </w:abstractNum>
-  <w:abstractNum w:abstractNumId="25" w15:restartNumberingAfterBreak="0">
+  <w:abstractNum w:abstractNumId="30" w15:restartNumberingAfterBreak="0">
+    <w:nsid w:val="7CC5643F"/>
+    <w:multiLevelType w:val="multilevel"/>
+    <w:tmpl w:val="FBFC911A"/>
+    <w:lvl w:ilvl="0">
+      <w:start w:val="1"/>
+      <w:numFmt w:val="bullet"/>
+      <w:lvlText w:val=""/>
+      <w:lvlJc w:val="left"/>
+      <w:pPr>
+        <w:tabs>
+          <w:tab w:val="num" w:pos="720"/>
+        </w:tabs>
+        <w:ind w:left="720" w:hanging="360"/>
+      </w:pPr>
+      <w:rPr>
+        <w:rFonts w:ascii="Symbol" w:hAnsi="Symbol" w:hint="default"/>
+        <w:sz w:val="20"/>
+      </w:rPr>
+    </w:lvl>
+    <w:lvl w:ilvl="1" w:tentative="1">
+      <w:start w:val="1"/>
+      <w:numFmt w:val="bullet"/>
+      <w:lvlText w:val="o"/>
+      <w:lvlJc w:val="left"/>
+      <w:pPr>
+        <w:tabs>
+          <w:tab w:val="num" w:pos="1440"/>
+        </w:tabs>
+        <w:ind w:left="1440" w:hanging="360"/>
+      </w:pPr>
+      <w:rPr>
+        <w:rFonts w:ascii="Courier New" w:hAnsi="Courier New" w:hint="default"/>
+        <w:sz w:val="20"/>
+      </w:rPr>
+    </w:lvl>
+    <w:lvl w:ilvl="2" w:tentative="1">
+      <w:start w:val="1"/>
+      <w:numFmt w:val="bullet"/>
+      <w:lvlText w:val=""/>
+      <w:lvlJc w:val="left"/>
+      <w:pPr>
+        <w:tabs>
+          <w:tab w:val="num" w:pos="2160"/>
+        </w:tabs>
+        <w:ind w:left="2160" w:hanging="360"/>
+      </w:pPr>
+      <w:rPr>
+        <w:rFonts w:ascii="Wingdings" w:hAnsi="Wingdings" w:hint="default"/>
+        <w:sz w:val="20"/>
+      </w:rPr>
+    </w:lvl>
+    <w:lvl w:ilvl="3" w:tentative="1">
+      <w:start w:val="1"/>
+      <w:numFmt w:val="bullet"/>
+      <w:lvlText w:val=""/>
+      <w:lvlJc w:val="left"/>
+      <w:pPr>
+        <w:tabs>
+          <w:tab w:val="num" w:pos="2880"/>
+        </w:tabs>
+        <w:ind w:left="2880" w:hanging="360"/>
+      </w:pPr>
+      <w:rPr>
+        <w:rFonts w:ascii="Wingdings" w:hAnsi="Wingdings" w:hint="default"/>
+        <w:sz w:val="20"/>
+      </w:rPr>
+    </w:lvl>
+    <w:lvl w:ilvl="4" w:tentative="1">
+      <w:start w:val="1"/>
+      <w:numFmt w:val="bullet"/>
+      <w:lvlText w:val=""/>
+      <w:lvlJc w:val="left"/>
+      <w:pPr>
+        <w:tabs>
+          <w:tab w:val="num" w:pos="3600"/>
+        </w:tabs>
+        <w:ind w:left="3600" w:hanging="360"/>
+      </w:pPr>
+      <w:rPr>
+        <w:rFonts w:ascii="Wingdings" w:hAnsi="Wingdings" w:hint="default"/>
+        <w:sz w:val="20"/>
+      </w:rPr>
+    </w:lvl>
+    <w:lvl w:ilvl="5" w:tentative="1">
+      <w:start w:val="1"/>
+      <w:numFmt w:val="bullet"/>
+      <w:lvlText w:val=""/>
+      <w:lvlJc w:val="left"/>
+      <w:pPr>
+        <w:tabs>
+          <w:tab w:val="num" w:pos="4320"/>
+        </w:tabs>
+        <w:ind w:left="4320" w:hanging="360"/>
+      </w:pPr>
+      <w:rPr>
+        <w:rFonts w:ascii="Wingdings" w:hAnsi="Wingdings" w:hint="default"/>
+        <w:sz w:val="20"/>
+      </w:rPr>
+    </w:lvl>
+    <w:lvl w:ilvl="6" w:tentative="1">
+      <w:start w:val="1"/>
+      <w:numFmt w:val="bullet"/>
+      <w:lvlText w:val=""/>
+      <w:lvlJc w:val="left"/>
+      <w:pPr>
+        <w:tabs>
+          <w:tab w:val="num" w:pos="5040"/>
+        </w:tabs>
+        <w:ind w:left="5040" w:hanging="360"/>
+      </w:pPr>
+      <w:rPr>
+        <w:rFonts w:ascii="Wingdings" w:hAnsi="Wingdings" w:hint="default"/>
+        <w:sz w:val="20"/>
+      </w:rPr>
+    </w:lvl>
+    <w:lvl w:ilvl="7" w:tentative="1">
+      <w:start w:val="1"/>
+      <w:numFmt w:val="bullet"/>
+      <w:lvlText w:val=""/>
+      <w:lvlJc w:val="left"/>
+      <w:pPr>
+        <w:tabs>
+          <w:tab w:val="num" w:pos="5760"/>
+        </w:tabs>
+        <w:ind w:left="5760" w:hanging="360"/>
+      </w:pPr>
+      <w:rPr>
+        <w:rFonts w:ascii="Wingdings" w:hAnsi="Wingdings" w:hint="default"/>
+        <w:sz w:val="20"/>
+      </w:rPr>
+    </w:lvl>
+    <w:lvl w:ilvl="8" w:tentative="1">
+      <w:start w:val="1"/>
+      <w:numFmt w:val="bullet"/>
+      <w:lvlText w:val=""/>
+      <w:lvlJc w:val="left"/>
+      <w:pPr>
+        <w:tabs>
+          <w:tab w:val="num" w:pos="6480"/>
+        </w:tabs>
+        <w:ind w:left="6480" w:hanging="360"/>
+      </w:pPr>
+      <w:rPr>
+        <w:rFonts w:ascii="Wingdings" w:hAnsi="Wingdings" w:hint="default"/>
+        <w:sz w:val="20"/>
+      </w:rPr>
+    </w:lvl>
+  </w:abstractNum>
+  <w:abstractNum w:abstractNumId="31" w15:restartNumberingAfterBreak="0">
     <w:nsid w:val="7D707748"/>
     <w:multiLevelType w:val="multilevel"/>
     <w:tmpl w:val="D45094D6"/>
@@ -52920,82 +56315,100 @@
     </w:lvl>
   </w:abstractNum>
   <w:num w:numId="1" w16cid:durableId="1452088635">
+    <w:abstractNumId w:val="24"/>
+  </w:num>
+  <w:num w:numId="2" w16cid:durableId="703333995">
+    <w:abstractNumId w:val="31"/>
+  </w:num>
+  <w:num w:numId="3" w16cid:durableId="1294214443">
+    <w:abstractNumId w:val="11"/>
+  </w:num>
+  <w:num w:numId="4" w16cid:durableId="1998259961">
+    <w:abstractNumId w:val="3"/>
+  </w:num>
+  <w:num w:numId="5" w16cid:durableId="1062170390">
+    <w:abstractNumId w:val="10"/>
+  </w:num>
+  <w:num w:numId="6" w16cid:durableId="149488161">
+    <w:abstractNumId w:val="30"/>
+  </w:num>
+  <w:num w:numId="7" w16cid:durableId="996542044">
+    <w:abstractNumId w:val="16"/>
+  </w:num>
+  <w:num w:numId="8" w16cid:durableId="408962591">
+    <w:abstractNumId w:val="7"/>
+  </w:num>
+  <w:num w:numId="9" w16cid:durableId="271936458">
+    <w:abstractNumId w:val="20"/>
+  </w:num>
+  <w:num w:numId="10" w16cid:durableId="37553490">
+    <w:abstractNumId w:val="27"/>
+  </w:num>
+  <w:num w:numId="11" w16cid:durableId="343287168">
+    <w:abstractNumId w:val="17"/>
+  </w:num>
+  <w:num w:numId="12" w16cid:durableId="1634166119">
+    <w:abstractNumId w:val="21"/>
+  </w:num>
+  <w:num w:numId="13" w16cid:durableId="1333609463">
     <w:abstractNumId w:val="19"/>
   </w:num>
-  <w:num w:numId="2" w16cid:durableId="703333995">
+  <w:num w:numId="14" w16cid:durableId="987441037">
+    <w:abstractNumId w:val="8"/>
+  </w:num>
+  <w:num w:numId="15" w16cid:durableId="1449591203">
+    <w:abstractNumId w:val="1"/>
+  </w:num>
+  <w:num w:numId="16" w16cid:durableId="1136341241">
+    <w:abstractNumId w:val="28"/>
+  </w:num>
+  <w:num w:numId="17" w16cid:durableId="182669012">
+    <w:abstractNumId w:val="2"/>
+  </w:num>
+  <w:num w:numId="18" w16cid:durableId="1263955937">
+    <w:abstractNumId w:val="26"/>
+  </w:num>
+  <w:num w:numId="19" w16cid:durableId="34937042">
+    <w:abstractNumId w:val="14"/>
+  </w:num>
+  <w:num w:numId="20" w16cid:durableId="809831645">
+    <w:abstractNumId w:val="23"/>
+  </w:num>
+  <w:num w:numId="21" w16cid:durableId="641470969">
+    <w:abstractNumId w:val="5"/>
+  </w:num>
+  <w:num w:numId="22" w16cid:durableId="17856276">
+    <w:abstractNumId w:val="6"/>
+  </w:num>
+  <w:num w:numId="23" w16cid:durableId="109514500">
+    <w:abstractNumId w:val="29"/>
+  </w:num>
+  <w:num w:numId="24" w16cid:durableId="325059786">
+    <w:abstractNumId w:val="13"/>
+  </w:num>
+  <w:num w:numId="25" w16cid:durableId="838497302">
+    <w:abstractNumId w:val="4"/>
+  </w:num>
+  <w:num w:numId="26" w16cid:durableId="2094431645">
+    <w:abstractNumId w:val="9"/>
+  </w:num>
+  <w:num w:numId="27" w16cid:durableId="2052420750">
+    <w:abstractNumId w:val="15"/>
+  </w:num>
+  <w:num w:numId="28" w16cid:durableId="512843168">
+    <w:abstractNumId w:val="22"/>
+  </w:num>
+  <w:num w:numId="29" w16cid:durableId="947860001">
     <w:abstractNumId w:val="25"/>
   </w:num>
-  <w:num w:numId="3" w16cid:durableId="1294214443">
-    <w:abstractNumId w:val="10"/>
-  </w:num>
-  <w:num w:numId="4" w16cid:durableId="1998259961">
-    <w:abstractNumId w:val="2"/>
-  </w:num>
-  <w:num w:numId="5" w16cid:durableId="1062170390">
-    <w:abstractNumId w:val="9"/>
-  </w:num>
-  <w:num w:numId="6" w16cid:durableId="149488161">
-    <w:abstractNumId w:val="24"/>
-  </w:num>
-  <w:num w:numId="7" w16cid:durableId="996542044">
-    <w:abstractNumId w:val="13"/>
-  </w:num>
-  <w:num w:numId="8" w16cid:durableId="408962591">
-    <w:abstractNumId w:val="6"/>
-  </w:num>
-  <w:num w:numId="9" w16cid:durableId="271936458">
-    <w:abstractNumId w:val="16"/>
-  </w:num>
-  <w:num w:numId="10" w16cid:durableId="37553490">
-    <w:abstractNumId w:val="21"/>
-  </w:num>
-  <w:num w:numId="11" w16cid:durableId="343287168">
-    <w:abstractNumId w:val="14"/>
-  </w:num>
-  <w:num w:numId="12" w16cid:durableId="1634166119">
-    <w:abstractNumId w:val="17"/>
-  </w:num>
-  <w:num w:numId="13" w16cid:durableId="1333609463">
-    <w:abstractNumId w:val="15"/>
-  </w:num>
-  <w:num w:numId="14" w16cid:durableId="987441037">
-    <w:abstractNumId w:val="7"/>
-  </w:num>
-  <w:num w:numId="15" w16cid:durableId="1449591203">
+  <w:num w:numId="30" w16cid:durableId="227345928">
     <w:abstractNumId w:val="0"/>
   </w:num>
-  <w:num w:numId="16" w16cid:durableId="1136341241">
-    <w:abstractNumId w:val="22"/>
-  </w:num>
-  <w:num w:numId="17" w16cid:durableId="182669012">
-    <w:abstractNumId w:val="1"/>
-  </w:num>
-  <w:num w:numId="18" w16cid:durableId="1263955937">
-    <w:abstractNumId w:val="20"/>
-  </w:num>
-  <w:num w:numId="19" w16cid:durableId="34937042">
-    <w:abstractNumId w:val="12"/>
-  </w:num>
-  <w:num w:numId="20" w16cid:durableId="809831645">
+  <w:num w:numId="31" w16cid:durableId="783692420">
     <w:abstractNumId w:val="18"/>
   </w:num>
-  <w:num w:numId="21" w16cid:durableId="641470969">
-    <w:abstractNumId w:val="4"/>
-  </w:num>
-  <w:num w:numId="22" w16cid:durableId="17856276">
-    <w:abstractNumId w:val="5"/>
-  </w:num>
-  <w:num w:numId="23" w16cid:durableId="109514500">
-    <w:abstractNumId w:val="23"/>
-  </w:num>
-  <w:num w:numId="24" w16cid:durableId="325059786">
-    <w:abstractNumId w:val="11"/>
-  </w:num>
-  <w:num w:numId="25" w16cid:durableId="838497302">
-    <w:abstractNumId w:val="3"/>
-  </w:num>
-  <w:num w:numId="26" w16cid:durableId="2094431645">
-    <w:abstractNumId w:val="8"/>
+  <w:num w:numId="32" w16cid:durableId="1740399326">
+    <w:abstractNumId w:val="12"/>
   </w:num>
 </w:numbering>
 </file>
